--- a/Latest/General Resume Project Manager Scrum Master.docx
+++ b/Latest/General Resume Project Manager Scrum Master.docx
@@ -419,27 +419,7 @@
                       <w:szCs w:val="22"/>
                       <w:lang w:eastAsia="en-US"/>
                     </w:rPr>
-                    <w:t>project</w:t>
-                  </w:r>
-                  <w:r>
-                    <w:rPr>
-                      <w:rFonts w:ascii="Bebas Neue" w:hAnsi="Bebas Neue" w:cs="Bebas Neue"/>
-                      <w:spacing w:val="50"/>
-                      <w:sz w:val="22"/>
-                      <w:szCs w:val="22"/>
-                      <w:lang w:eastAsia="en-US"/>
-                    </w:rPr>
-                    <w:t xml:space="preserve"> </w:t>
-                  </w:r>
-                  <w:r>
-                    <w:rPr>
-                      <w:rFonts w:ascii="Bebas Neue" w:hAnsi="Bebas Neue" w:cs="Bebas Neue"/>
-                      <w:spacing w:val="50"/>
-                      <w:sz w:val="22"/>
-                      <w:szCs w:val="22"/>
-                      <w:lang w:eastAsia="en-US"/>
-                    </w:rPr>
-                    <w:t>manager</w:t>
+                    <w:t>Solution architect</w:t>
                   </w:r>
                   <w:r>
                     <w:rPr>
@@ -1178,11 +1158,442 @@
                   <w:r>
                     <w:rPr>
                       <w:rFonts w:ascii="Calibri" w:hAnsi="Calibri"/>
-                      <w:color w:val="000000" w:themeColor="text1"/>
-                      <w:sz w:val="22"/>
-                      <w:szCs w:val="22"/>
-                    </w:rPr>
-                    <w:t>With 13+ years of experience in software development and enterprise solutions, I have successfully led full-cycle delivery of complex IT projects across diverse domains. My core strength lies in managing cross-functional teams, aligning technical execution with business goals, and delivering scalable, on-time solutions using Agile methodologies and tools like Jira, Azure DevOps, and MS Project. I specialize in translating business requirements into actionable project plans, mitigating risks, and ensuring stakeholder satisfaction. I'm seeking a senior project management role where I can drive innovation, optimize processes, and lead high-impact technology initiatives.</w:t>
+                      <w:b/>
+                      <w:bCs/>
+                      <w:color w:val="000000" w:themeColor="text1"/>
+                      <w:sz w:val="22"/>
+                      <w:szCs w:val="22"/>
+                    </w:rPr>
+                    <w:t>Software Architect</w:t>
+                  </w:r>
+                  <w:r>
+                    <w:rPr>
+                      <w:rFonts w:ascii="Calibri" w:hAnsi="Calibri"/>
+                      <w:color w:val="000000" w:themeColor="text1"/>
+                      <w:sz w:val="22"/>
+                      <w:szCs w:val="22"/>
+                    </w:rPr>
+                    <w:t xml:space="preserve"> with </w:t>
+                  </w:r>
+                  <w:r>
+                    <w:rPr>
+                      <w:rFonts w:ascii="Calibri" w:hAnsi="Calibri"/>
+                      <w:b/>
+                      <w:bCs/>
+                      <w:color w:val="000000" w:themeColor="text1"/>
+                      <w:sz w:val="22"/>
+                      <w:szCs w:val="22"/>
+                    </w:rPr>
+                    <w:t>13+ years of experience</w:t>
+                  </w:r>
+                  <w:r>
+                    <w:rPr>
+                      <w:rFonts w:ascii="Calibri" w:hAnsi="Calibri"/>
+                      <w:color w:val="000000" w:themeColor="text1"/>
+                      <w:sz w:val="22"/>
+                      <w:szCs w:val="22"/>
+                    </w:rPr>
+                    <w:t xml:space="preserve"> designing and delivering </w:t>
+                  </w:r>
+                  <w:r>
+                    <w:rPr>
+                      <w:rFonts w:ascii="Calibri" w:hAnsi="Calibri"/>
+                      <w:b/>
+                      <w:bCs/>
+                      <w:color w:val="000000" w:themeColor="text1"/>
+                      <w:sz w:val="22"/>
+                      <w:szCs w:val="22"/>
+                    </w:rPr>
+                    <w:t>enterprise-scale software solutions</w:t>
+                  </w:r>
+                  <w:r>
+                    <w:rPr>
+                      <w:rFonts w:ascii="Calibri" w:hAnsi="Calibri"/>
+                      <w:color w:val="000000" w:themeColor="text1"/>
+                      <w:sz w:val="22"/>
+                      <w:szCs w:val="22"/>
+                    </w:rPr>
+                    <w:t xml:space="preserve"> across diverse domains. Proven expertise in defining </w:t>
+                  </w:r>
+                  <w:r>
+                    <w:rPr>
+                      <w:rFonts w:ascii="Calibri" w:hAnsi="Calibri"/>
+                      <w:b/>
+                      <w:bCs/>
+                      <w:color w:val="000000" w:themeColor="text1"/>
+                      <w:sz w:val="22"/>
+                      <w:szCs w:val="22"/>
+                    </w:rPr>
+                    <w:t>end-to-end system architectures</w:t>
+                  </w:r>
+                  <w:r>
+                    <w:rPr>
+                      <w:rFonts w:ascii="Calibri" w:hAnsi="Calibri"/>
+                      <w:color w:val="000000" w:themeColor="text1"/>
+                      <w:sz w:val="22"/>
+                      <w:szCs w:val="22"/>
+                    </w:rPr>
+                    <w:t xml:space="preserve">, leading </w:t>
+                  </w:r>
+                  <w:r>
+                    <w:rPr>
+                      <w:rFonts w:ascii="Calibri" w:hAnsi="Calibri"/>
+                      <w:b/>
+                      <w:bCs/>
+                      <w:color w:val="000000" w:themeColor="text1"/>
+                      <w:sz w:val="22"/>
+                      <w:szCs w:val="22"/>
+                    </w:rPr>
+                    <w:t>cross-functional engineering teams</w:t>
+                  </w:r>
+                  <w:r>
+                    <w:rPr>
+                      <w:rFonts w:ascii="Calibri" w:hAnsi="Calibri"/>
+                      <w:color w:val="000000" w:themeColor="text1"/>
+                      <w:sz w:val="22"/>
+                      <w:szCs w:val="22"/>
+                    </w:rPr>
+                    <w:t xml:space="preserve">, and translating </w:t>
+                  </w:r>
+                  <w:r>
+                    <w:rPr>
+                      <w:rFonts w:ascii="Calibri" w:hAnsi="Calibri"/>
+                      <w:b/>
+                      <w:bCs/>
+                      <w:color w:val="000000" w:themeColor="text1"/>
+                      <w:sz w:val="22"/>
+                      <w:szCs w:val="22"/>
+                    </w:rPr>
+                    <w:t>complex business requirements</w:t>
+                  </w:r>
+                  <w:r>
+                    <w:rPr>
+                      <w:rFonts w:ascii="Calibri" w:hAnsi="Calibri"/>
+                      <w:color w:val="000000" w:themeColor="text1"/>
+                      <w:sz w:val="22"/>
+                      <w:szCs w:val="22"/>
+                    </w:rPr>
+                    <w:t xml:space="preserve"> into </w:t>
+                  </w:r>
+                  <w:r>
+                    <w:rPr>
+                      <w:rFonts w:ascii="Calibri" w:hAnsi="Calibri"/>
+                      <w:b/>
+                      <w:bCs/>
+                      <w:color w:val="000000" w:themeColor="text1"/>
+                      <w:sz w:val="22"/>
+                      <w:szCs w:val="22"/>
+                    </w:rPr>
+                    <w:t>scalable, secure, and high-performance solutions</w:t>
+                  </w:r>
+                  <w:r>
+                    <w:rPr>
+                      <w:rFonts w:ascii="Calibri" w:hAnsi="Calibri"/>
+                      <w:color w:val="000000" w:themeColor="text1"/>
+                      <w:sz w:val="22"/>
+                      <w:szCs w:val="22"/>
+                    </w:rPr>
+                    <w:t xml:space="preserve">. Strong background in </w:t>
+                  </w:r>
+                  <w:r>
+                    <w:rPr>
+                      <w:rFonts w:ascii="Calibri" w:hAnsi="Calibri"/>
+                      <w:b/>
+                      <w:bCs/>
+                      <w:color w:val="000000" w:themeColor="text1"/>
+                      <w:sz w:val="22"/>
+                      <w:szCs w:val="22"/>
+                    </w:rPr>
+                    <w:t>cloud-native architectures</w:t>
+                  </w:r>
+                  <w:r>
+                    <w:rPr>
+                      <w:rFonts w:ascii="Calibri" w:hAnsi="Calibri"/>
+                      <w:color w:val="000000" w:themeColor="text1"/>
+                      <w:sz w:val="22"/>
+                      <w:szCs w:val="22"/>
+                    </w:rPr>
+                    <w:t xml:space="preserve">, </w:t>
+                  </w:r>
+                  <w:r>
+                    <w:rPr>
+                      <w:rFonts w:ascii="Calibri" w:hAnsi="Calibri"/>
+                      <w:b/>
+                      <w:bCs/>
+                      <w:color w:val="000000" w:themeColor="text1"/>
+                      <w:sz w:val="22"/>
+                      <w:szCs w:val="22"/>
+                    </w:rPr>
+                    <w:t>microservices</w:t>
+                  </w:r>
+                  <w:r>
+                    <w:rPr>
+                      <w:rFonts w:ascii="Calibri" w:hAnsi="Calibri"/>
+                      <w:color w:val="000000" w:themeColor="text1"/>
+                      <w:sz w:val="22"/>
+                      <w:szCs w:val="22"/>
+                    </w:rPr>
+                    <w:t xml:space="preserve">, </w:t>
+                  </w:r>
+                  <w:r>
+                    <w:rPr>
+                      <w:rFonts w:ascii="Calibri" w:hAnsi="Calibri"/>
+                      <w:b/>
+                      <w:bCs/>
+                      <w:color w:val="000000" w:themeColor="text1"/>
+                      <w:sz w:val="22"/>
+                      <w:szCs w:val="22"/>
+                    </w:rPr>
+                    <w:t>REST APIs</w:t>
+                  </w:r>
+                  <w:r>
+                    <w:rPr>
+                      <w:rFonts w:ascii="Calibri" w:hAnsi="Calibri"/>
+                      <w:color w:val="000000" w:themeColor="text1"/>
+                      <w:sz w:val="22"/>
+                      <w:szCs w:val="22"/>
+                    </w:rPr>
+                    <w:t xml:space="preserve">, and </w:t>
+                  </w:r>
+                  <w:r>
+                    <w:rPr>
+                      <w:rFonts w:ascii="Calibri" w:hAnsi="Calibri"/>
+                      <w:b/>
+                      <w:bCs/>
+                      <w:color w:val="000000" w:themeColor="text1"/>
+                      <w:sz w:val="22"/>
+                      <w:szCs w:val="22"/>
+                    </w:rPr>
+                    <w:t>modern DevOps practices</w:t>
+                  </w:r>
+                  <w:r>
+                    <w:rPr>
+                      <w:rFonts w:ascii="Calibri" w:hAnsi="Calibri"/>
+                      <w:color w:val="000000" w:themeColor="text1"/>
+                      <w:sz w:val="22"/>
+                      <w:szCs w:val="22"/>
+                    </w:rPr>
+                    <w:t xml:space="preserve"> using </w:t>
+                  </w:r>
+                  <w:r>
+                    <w:rPr>
+                      <w:rFonts w:ascii="Calibri" w:hAnsi="Calibri"/>
+                      <w:b/>
+                      <w:bCs/>
+                      <w:color w:val="000000" w:themeColor="text1"/>
+                      <w:sz w:val="22"/>
+                      <w:szCs w:val="22"/>
+                    </w:rPr>
+                    <w:t>Microsoft Azure</w:t>
+                  </w:r>
+                  <w:r>
+                    <w:rPr>
+                      <w:rFonts w:ascii="Calibri" w:hAnsi="Calibri"/>
+                      <w:color w:val="000000" w:themeColor="text1"/>
+                      <w:sz w:val="22"/>
+                      <w:szCs w:val="22"/>
+                    </w:rPr>
+                    <w:t xml:space="preserve">, </w:t>
+                  </w:r>
+                  <w:r>
+                    <w:rPr>
+                      <w:rFonts w:ascii="Calibri" w:hAnsi="Calibri"/>
+                      <w:b/>
+                      <w:bCs/>
+                      <w:color w:val="000000" w:themeColor="text1"/>
+                      <w:sz w:val="22"/>
+                      <w:szCs w:val="22"/>
+                    </w:rPr>
+                    <w:t>CI/CD pipelines</w:t>
+                  </w:r>
+                  <w:r>
+                    <w:rPr>
+                      <w:rFonts w:ascii="Calibri" w:hAnsi="Calibri"/>
+                      <w:color w:val="000000" w:themeColor="text1"/>
+                      <w:sz w:val="22"/>
+                      <w:szCs w:val="22"/>
+                    </w:rPr>
+                    <w:t xml:space="preserve">, and </w:t>
+                  </w:r>
+                  <w:r>
+                    <w:rPr>
+                      <w:rFonts w:ascii="Calibri" w:hAnsi="Calibri"/>
+                      <w:b/>
+                      <w:bCs/>
+                      <w:color w:val="000000" w:themeColor="text1"/>
+                      <w:sz w:val="22"/>
+                      <w:szCs w:val="22"/>
+                    </w:rPr>
+                    <w:t>Agile delivery frameworks</w:t>
+                  </w:r>
+                  <w:r>
+                    <w:rPr>
+                      <w:rFonts w:ascii="Calibri" w:hAnsi="Calibri"/>
+                      <w:color w:val="000000" w:themeColor="text1"/>
+                      <w:sz w:val="22"/>
+                      <w:szCs w:val="22"/>
+                    </w:rPr>
+                    <w:t xml:space="preserve">. Adept at balancing </w:t>
+                  </w:r>
+                  <w:r>
+                    <w:rPr>
+                      <w:rFonts w:ascii="Calibri" w:hAnsi="Calibri"/>
+                      <w:b/>
+                      <w:bCs/>
+                      <w:color w:val="000000" w:themeColor="text1"/>
+                      <w:sz w:val="22"/>
+                      <w:szCs w:val="22"/>
+                    </w:rPr>
+                    <w:t>technical excellence with business objectives</w:t>
+                  </w:r>
+                  <w:r>
+                    <w:rPr>
+                      <w:rFonts w:ascii="Calibri" w:hAnsi="Calibri"/>
+                      <w:color w:val="000000" w:themeColor="text1"/>
+                      <w:sz w:val="22"/>
+                      <w:szCs w:val="22"/>
+                    </w:rPr>
+                    <w:t xml:space="preserve">, </w:t>
+                  </w:r>
+                  <w:r>
+                    <w:rPr>
+                      <w:rFonts w:ascii="Calibri" w:hAnsi="Calibri"/>
+                      <w:b/>
+                      <w:bCs/>
+                      <w:color w:val="000000" w:themeColor="text1"/>
+                      <w:sz w:val="22"/>
+                      <w:szCs w:val="22"/>
+                    </w:rPr>
+                    <w:t>mitigating architectural risks</w:t>
+                  </w:r>
+                  <w:r>
+                    <w:rPr>
+                      <w:rFonts w:ascii="Calibri" w:hAnsi="Calibri"/>
+                      <w:color w:val="000000" w:themeColor="text1"/>
+                      <w:sz w:val="22"/>
+                      <w:szCs w:val="22"/>
+                    </w:rPr>
+                    <w:t xml:space="preserve">, and ensuring </w:t>
+                  </w:r>
+                  <w:r>
+                    <w:rPr>
+                      <w:rFonts w:ascii="Calibri" w:hAnsi="Calibri"/>
+                      <w:b/>
+                      <w:bCs/>
+                      <w:color w:val="000000" w:themeColor="text1"/>
+                      <w:sz w:val="22"/>
+                      <w:szCs w:val="22"/>
+                    </w:rPr>
+                    <w:t>long-term system maintainability</w:t>
+                  </w:r>
+                  <w:r>
+                    <w:rPr>
+                      <w:rFonts w:ascii="Calibri" w:hAnsi="Calibri"/>
+                      <w:color w:val="000000" w:themeColor="text1"/>
+                      <w:sz w:val="22"/>
+                      <w:szCs w:val="22"/>
+                    </w:rPr>
+                    <w:t xml:space="preserve">. </w:t>
+                  </w:r>
+                  <w:proofErr w:type="gramStart"/>
+                  <w:r>
+                    <w:rPr>
+                      <w:rFonts w:ascii="Calibri" w:hAnsi="Calibri"/>
+                      <w:color w:val="000000" w:themeColor="text1"/>
+                      <w:sz w:val="22"/>
+                      <w:szCs w:val="22"/>
+                    </w:rPr>
+                    <w:t>Seeking</w:t>
+                  </w:r>
+                  <w:proofErr w:type="gramEnd"/>
+                  <w:r>
+                    <w:rPr>
+                      <w:rFonts w:ascii="Calibri" w:hAnsi="Calibri"/>
+                      <w:color w:val="000000" w:themeColor="text1"/>
+                      <w:sz w:val="22"/>
+                      <w:szCs w:val="22"/>
+                    </w:rPr>
+                    <w:t xml:space="preserve"> a </w:t>
+                  </w:r>
+                  <w:r>
+                    <w:rPr>
+                      <w:rFonts w:ascii="Calibri" w:hAnsi="Calibri"/>
+                      <w:b/>
+                      <w:bCs/>
+                      <w:color w:val="000000" w:themeColor="text1"/>
+                      <w:sz w:val="22"/>
+                      <w:szCs w:val="22"/>
+                    </w:rPr>
+                    <w:t>senior software architecture role</w:t>
+                  </w:r>
+                  <w:r>
+                    <w:rPr>
+                      <w:rFonts w:ascii="Calibri" w:hAnsi="Calibri"/>
+                      <w:color w:val="000000" w:themeColor="text1"/>
+                      <w:sz w:val="22"/>
+                      <w:szCs w:val="22"/>
+                    </w:rPr>
+                    <w:t xml:space="preserve"> where I can drive </w:t>
+                  </w:r>
+                  <w:r>
+                    <w:rPr>
+                      <w:rFonts w:ascii="Calibri" w:hAnsi="Calibri"/>
+                      <w:b/>
+                      <w:bCs/>
+                      <w:color w:val="000000" w:themeColor="text1"/>
+                      <w:sz w:val="22"/>
+                      <w:szCs w:val="22"/>
+                    </w:rPr>
+                    <w:t>technical strategy</w:t>
+                  </w:r>
+                  <w:r>
+                    <w:rPr>
+                      <w:rFonts w:ascii="Calibri" w:hAnsi="Calibri"/>
+                      <w:color w:val="000000" w:themeColor="text1"/>
+                      <w:sz w:val="22"/>
+                      <w:szCs w:val="22"/>
+                    </w:rPr>
+                    <w:t xml:space="preserve">, </w:t>
+                  </w:r>
+                  <w:r>
+                    <w:rPr>
+                      <w:rFonts w:ascii="Calibri" w:hAnsi="Calibri"/>
+                      <w:b/>
+                      <w:bCs/>
+                      <w:color w:val="000000" w:themeColor="text1"/>
+                      <w:sz w:val="22"/>
+                      <w:szCs w:val="22"/>
+                    </w:rPr>
+                    <w:t>mentor engineering teams</w:t>
+                  </w:r>
+                  <w:r>
+                    <w:rPr>
+                      <w:rFonts w:ascii="Calibri" w:hAnsi="Calibri"/>
+                      <w:color w:val="000000" w:themeColor="text1"/>
+                      <w:sz w:val="22"/>
+                      <w:szCs w:val="22"/>
+                    </w:rPr>
+                    <w:t xml:space="preserve">, and deliver </w:t>
+                  </w:r>
+                  <w:r>
+                    <w:rPr>
+                      <w:rFonts w:ascii="Calibri" w:hAnsi="Calibri"/>
+                      <w:b/>
+                      <w:bCs/>
+                      <w:color w:val="000000" w:themeColor="text1"/>
+                      <w:sz w:val="22"/>
+                      <w:szCs w:val="22"/>
+                    </w:rPr>
+                    <w:t>high-impact digital platforms</w:t>
+                  </w:r>
+                  <w:r>
+                    <w:rPr>
+                      <w:rFonts w:ascii="Calibri" w:hAnsi="Calibri"/>
+                      <w:color w:val="000000" w:themeColor="text1"/>
+                      <w:sz w:val="22"/>
+                      <w:szCs w:val="22"/>
+                    </w:rPr>
+                    <w:t>.</w:t>
                   </w:r>
                 </w:p>
               </w:tc>
@@ -1464,63 +1875,186 @@
                 <w:p>
                   <w:pPr>
                     <w:rPr>
-                      <w:rFonts w:ascii="Calibri" w:hAnsi="Calibri"/>
-                      <w:b/>
-                      <w:bCs/>
-                      <w:color w:val="000000" w:themeColor="text1"/>
-                      <w:sz w:val="22"/>
-                      <w:szCs w:val="22"/>
-                    </w:rPr>
-                  </w:pPr>
-                  <w:r>
-                    <w:rPr>
-                      <w:rFonts w:ascii="Calibri" w:hAnsi="Calibri"/>
-                      <w:b/>
-                      <w:bCs/>
-                      <w:color w:val="000000" w:themeColor="text1"/>
-                      <w:sz w:val="22"/>
-                      <w:szCs w:val="22"/>
-                    </w:rPr>
-                    <w:t>Management:</w:t>
-                  </w:r>
-                </w:p>
-                <w:p>
-                  <w:pPr>
-                    <w:rPr>
-                      <w:rFonts w:ascii="Calibri" w:hAnsi="Calibri"/>
-                      <w:b/>
-                      <w:bCs/>
-                      <w:color w:val="000000" w:themeColor="text1"/>
-                      <w:sz w:val="22"/>
-                      <w:szCs w:val="22"/>
-                    </w:rPr>
-                  </w:pPr>
-                  <w:r>
-                    <w:rPr>
-                      <w:rFonts w:ascii="Calibri" w:hAnsi="Calibri"/>
-                      <w:color w:val="000000" w:themeColor="text1"/>
-                      <w:sz w:val="22"/>
-                      <w:szCs w:val="22"/>
-                    </w:rPr>
-                    <w:t xml:space="preserve">Skilled in </w:t>
-                  </w:r>
-                  <w:r>
-                    <w:rPr>
-                      <w:rFonts w:ascii="Calibri" w:hAnsi="Calibri"/>
-                      <w:b/>
-                      <w:bCs/>
-                      <w:color w:val="000000" w:themeColor="text1"/>
-                      <w:sz w:val="22"/>
-                      <w:szCs w:val="22"/>
-                    </w:rPr>
-                    <w:t xml:space="preserve">Agile methodologies (Scrum, Kanban, </w:t>
+                      <w:color w:val="000000" w:themeColor="text1"/>
+                    </w:rPr>
+                  </w:pPr>
+                </w:p>
+              </w:tc>
+            </w:tr>
+            <w:tr>
+              <w:trPr>
+                <w:trHeight w:val="176"/>
+              </w:trPr>
+              <w:tc>
+                <w:tcPr>
+                  <w:tcW w:w="238" w:type="dxa"/>
+                  <w:tcMar>
+                    <w:left w:w="0" w:type="dxa"/>
+                    <w:right w:w="0" w:type="dxa"/>
+                  </w:tcMar>
+                </w:tcPr>
+                <w:p>
+                  <w:pPr>
+                    <w:spacing w:after="100" w:afterAutospacing="1"/>
+                    <w:rPr>
+                      <w:rFonts w:ascii="Bebas Neue" w:hAnsi="Bebas Neue"/>
+                      <w:caps/>
+                      <w:color w:val="1F3864" w:themeColor="accent1" w:themeShade="80"/>
+                      <w:spacing w:val="60"/>
+                      <w:sz w:val="24"/>
+                      <w:szCs w:val="24"/>
+                    </w:rPr>
+                  </w:pPr>
+                </w:p>
+              </w:tc>
+              <w:tc>
+                <w:tcPr>
+                  <w:tcW w:w="11357" w:type="dxa"/>
+                  <w:gridSpan w:val="3"/>
+                  <w:tcMar>
+                    <w:left w:w="0" w:type="dxa"/>
+                    <w:right w:w="0" w:type="dxa"/>
+                  </w:tcMar>
+                </w:tcPr>
+                <w:p>
+                  <w:pPr>
+                    <w:rPr>
+                      <w:rFonts w:ascii="Calibri" w:hAnsi="Calibri"/>
+                      <w:b/>
+                      <w:bCs/>
+                      <w:color w:val="000000" w:themeColor="text1"/>
+                      <w:sz w:val="22"/>
+                      <w:szCs w:val="22"/>
+                      <w:u w:val="single"/>
+                    </w:rPr>
+                  </w:pPr>
+                  <w:r>
+                    <w:rPr>
+                      <w:rFonts w:ascii="Calibri" w:hAnsi="Calibri"/>
+                      <w:b/>
+                      <w:bCs/>
+                      <w:color w:val="000000" w:themeColor="text1"/>
+                      <w:sz w:val="22"/>
+                      <w:szCs w:val="22"/>
+                      <w:u w:val="single"/>
+                    </w:rPr>
+                    <w:t>Architecture &amp; Delivery Leadership</w:t>
+                  </w:r>
+                </w:p>
+                <w:p>
+                  <w:pPr>
+                    <w:rPr>
+                      <w:rFonts w:ascii="Calibri" w:hAnsi="Calibri"/>
+                      <w:color w:val="000000" w:themeColor="text1"/>
+                      <w:sz w:val="22"/>
+                      <w:szCs w:val="22"/>
+                      <w:lang w:val="en-PK"/>
+                    </w:rPr>
+                  </w:pPr>
+                  <w:proofErr w:type="gramStart"/>
+                  <w:r>
+                    <w:rPr>
+                      <w:rFonts w:ascii="Calibri" w:hAnsi="Calibri"/>
+                      <w:color w:val="000000" w:themeColor="text1"/>
+                      <w:sz w:val="22"/>
+                      <w:szCs w:val="22"/>
+                    </w:rPr>
+                    <w:t>Skilled</w:t>
+                  </w:r>
+                  <w:proofErr w:type="gramEnd"/>
+                  <w:r>
+                    <w:rPr>
+                      <w:rFonts w:ascii="Calibri" w:hAnsi="Calibri"/>
+                      <w:color w:val="000000" w:themeColor="text1"/>
+                      <w:sz w:val="22"/>
+                      <w:szCs w:val="22"/>
+                    </w:rPr>
+                    <w:t xml:space="preserve"> in </w:t>
+                  </w:r>
+                  <w:r>
+                    <w:rPr>
+                      <w:rFonts w:ascii="Calibri" w:hAnsi="Calibri"/>
+                      <w:b/>
+                      <w:bCs/>
+                      <w:color w:val="000000" w:themeColor="text1"/>
+                      <w:sz w:val="22"/>
+                      <w:szCs w:val="22"/>
+                    </w:rPr>
+                    <w:t>software architecture and system design</w:t>
+                  </w:r>
+                  <w:r>
+                    <w:rPr>
+                      <w:rFonts w:ascii="Calibri" w:hAnsi="Calibri"/>
+                      <w:color w:val="000000" w:themeColor="text1"/>
+                      <w:sz w:val="22"/>
+                      <w:szCs w:val="22"/>
+                    </w:rPr>
+                    <w:t xml:space="preserve">, including </w:t>
+                  </w:r>
+                  <w:r>
+                    <w:rPr>
+                      <w:rFonts w:ascii="Calibri" w:hAnsi="Calibri"/>
+                      <w:b/>
+                      <w:bCs/>
+                      <w:color w:val="000000" w:themeColor="text1"/>
+                      <w:sz w:val="22"/>
+                      <w:szCs w:val="22"/>
+                    </w:rPr>
+                    <w:t>monolithic and microservices-based architectures</w:t>
+                  </w:r>
+                  <w:r>
+                    <w:rPr>
+                      <w:rFonts w:ascii="Calibri" w:hAnsi="Calibri"/>
+                      <w:color w:val="000000" w:themeColor="text1"/>
+                      <w:sz w:val="22"/>
+                      <w:szCs w:val="22"/>
+                    </w:rPr>
+                    <w:t xml:space="preserve">, with a strong focus on </w:t>
+                  </w:r>
+                  <w:r>
+                    <w:rPr>
+                      <w:rFonts w:ascii="Calibri" w:hAnsi="Calibri"/>
+                      <w:b/>
+                      <w:bCs/>
+                      <w:color w:val="000000" w:themeColor="text1"/>
+                      <w:sz w:val="22"/>
+                      <w:szCs w:val="22"/>
+                    </w:rPr>
+                    <w:t>scalability, security, and long-term maintainability</w:t>
+                  </w:r>
+                  <w:r>
+                    <w:rPr>
+                      <w:rFonts w:ascii="Calibri" w:hAnsi="Calibri"/>
+                      <w:color w:val="000000" w:themeColor="text1"/>
+                      <w:sz w:val="22"/>
+                      <w:szCs w:val="22"/>
+                    </w:rPr>
+                    <w:t xml:space="preserve">. Experienced in </w:t>
+                  </w:r>
+                  <w:r>
+                    <w:rPr>
+                      <w:rFonts w:ascii="Calibri" w:hAnsi="Calibri"/>
+                      <w:b/>
+                      <w:bCs/>
+                      <w:color w:val="000000" w:themeColor="text1"/>
+                      <w:sz w:val="22"/>
+                      <w:szCs w:val="22"/>
+                    </w:rPr>
+                    <w:t>Agile and scaled Agile frameworks</w:t>
+                  </w:r>
+                  <w:r>
+                    <w:rPr>
+                      <w:rFonts w:ascii="Calibri" w:hAnsi="Calibri"/>
+                      <w:color w:val="000000" w:themeColor="text1"/>
+                      <w:sz w:val="22"/>
+                      <w:szCs w:val="22"/>
+                    </w:rPr>
+                    <w:t xml:space="preserve"> (Scrum, Kanban, </w:t>
                   </w:r>
                   <w:proofErr w:type="spellStart"/>
                   <w:r>
                     <w:rPr>
                       <w:rFonts w:ascii="Calibri" w:hAnsi="Calibri"/>
-                      <w:b/>
-                      <w:bCs/>
                       <w:color w:val="000000" w:themeColor="text1"/>
                       <w:sz w:val="22"/>
                       <w:szCs w:val="22"/>
@@ -1531,53 +2065,142 @@
                   <w:r>
                     <w:rPr>
                       <w:rFonts w:ascii="Calibri" w:hAnsi="Calibri"/>
-                      <w:b/>
-                      <w:bCs/>
-                      <w:color w:val="000000" w:themeColor="text1"/>
-                      <w:sz w:val="22"/>
-                      <w:szCs w:val="22"/>
-                    </w:rPr>
-                    <w:t>)</w:t>
-                  </w:r>
-                  <w:r>
-                    <w:rPr>
-                      <w:rFonts w:ascii="Calibri" w:hAnsi="Calibri"/>
-                      <w:color w:val="000000" w:themeColor="text1"/>
-                      <w:sz w:val="22"/>
-                      <w:szCs w:val="22"/>
-                    </w:rPr>
-                    <w:t xml:space="preserve"> with hands-on experience in project tools like </w:t>
-                  </w:r>
-                  <w:r>
-                    <w:rPr>
-                      <w:rFonts w:ascii="Calibri" w:hAnsi="Calibri"/>
-                      <w:b/>
-                      <w:bCs/>
-                      <w:color w:val="000000" w:themeColor="text1"/>
-                      <w:sz w:val="22"/>
-                      <w:szCs w:val="22"/>
-                    </w:rPr>
-                    <w:t xml:space="preserve">Jira, Trello, SharePoint, Azure DevOps, Asana, and MS Project, alongside strong UI/UX </w:t>
-                  </w:r>
-                  <w:r>
-                    <w:rPr>
-                      <w:rFonts w:ascii="Calibri" w:hAnsi="Calibri"/>
-                      <w:color w:val="000000" w:themeColor="text1"/>
-                      <w:sz w:val="22"/>
-                      <w:szCs w:val="22"/>
-                    </w:rPr>
-                    <w:t>and</w:t>
-                  </w:r>
-                  <w:r>
-                    <w:rPr>
-                      <w:rFonts w:ascii="Calibri" w:hAnsi="Calibri"/>
-                      <w:b/>
-                      <w:bCs/>
-                      <w:color w:val="000000" w:themeColor="text1"/>
-                      <w:sz w:val="22"/>
-                      <w:szCs w:val="22"/>
-                    </w:rPr>
-                    <w:t xml:space="preserve"> architecture documentation</w:t>
+                      <w:color w:val="000000" w:themeColor="text1"/>
+                      <w:sz w:val="22"/>
+                      <w:szCs w:val="22"/>
+                    </w:rPr>
+                    <w:t xml:space="preserve">) with full-cycle delivery ownership. Adept at </w:t>
+                  </w:r>
+                  <w:r>
+                    <w:rPr>
+                      <w:rFonts w:ascii="Calibri" w:hAnsi="Calibri"/>
+                      <w:b/>
+                      <w:bCs/>
+                      <w:color w:val="000000" w:themeColor="text1"/>
+                      <w:sz w:val="22"/>
+                      <w:szCs w:val="22"/>
+                    </w:rPr>
+                    <w:t>technical leadership</w:t>
+                  </w:r>
+                  <w:r>
+                    <w:rPr>
+                      <w:rFonts w:ascii="Calibri" w:hAnsi="Calibri"/>
+                      <w:color w:val="000000" w:themeColor="text1"/>
+                      <w:sz w:val="22"/>
+                      <w:szCs w:val="22"/>
+                    </w:rPr>
+                    <w:t xml:space="preserve">, </w:t>
+                  </w:r>
+                  <w:r>
+                    <w:rPr>
+                      <w:rFonts w:ascii="Calibri" w:hAnsi="Calibri"/>
+                      <w:b/>
+                      <w:bCs/>
+                      <w:color w:val="000000" w:themeColor="text1"/>
+                      <w:sz w:val="22"/>
+                      <w:szCs w:val="22"/>
+                    </w:rPr>
+                    <w:t>team mentoring</w:t>
+                  </w:r>
+                  <w:r>
+                    <w:rPr>
+                      <w:rFonts w:ascii="Calibri" w:hAnsi="Calibri"/>
+                      <w:color w:val="000000" w:themeColor="text1"/>
+                      <w:sz w:val="22"/>
+                      <w:szCs w:val="22"/>
+                    </w:rPr>
+                    <w:t xml:space="preserve">, </w:t>
+                  </w:r>
+                  <w:r>
+                    <w:rPr>
+                      <w:rFonts w:ascii="Calibri" w:hAnsi="Calibri"/>
+                      <w:b/>
+                      <w:bCs/>
+                      <w:color w:val="000000" w:themeColor="text1"/>
+                      <w:sz w:val="22"/>
+                      <w:szCs w:val="22"/>
+                    </w:rPr>
+                    <w:t>cross-functional collaboration</w:t>
+                  </w:r>
+                  <w:r>
+                    <w:rPr>
+                      <w:rFonts w:ascii="Calibri" w:hAnsi="Calibri"/>
+                      <w:color w:val="000000" w:themeColor="text1"/>
+                      <w:sz w:val="22"/>
+                      <w:szCs w:val="22"/>
+                    </w:rPr>
+                    <w:t xml:space="preserve">, and </w:t>
+                  </w:r>
+                  <w:r>
+                    <w:rPr>
+                      <w:rFonts w:ascii="Calibri" w:hAnsi="Calibri"/>
+                      <w:b/>
+                      <w:bCs/>
+                      <w:color w:val="000000" w:themeColor="text1"/>
+                      <w:sz w:val="22"/>
+                      <w:szCs w:val="22"/>
+                    </w:rPr>
+                    <w:t>stakeholder communication</w:t>
+                  </w:r>
+                  <w:r>
+                    <w:rPr>
+                      <w:rFonts w:ascii="Calibri" w:hAnsi="Calibri"/>
+                      <w:color w:val="000000" w:themeColor="text1"/>
+                      <w:sz w:val="22"/>
+                      <w:szCs w:val="22"/>
+                    </w:rPr>
+                    <w:t xml:space="preserve">, ensuring alignment between </w:t>
+                  </w:r>
+                  <w:r>
+                    <w:rPr>
+                      <w:rFonts w:ascii="Calibri" w:hAnsi="Calibri"/>
+                      <w:b/>
+                      <w:bCs/>
+                      <w:color w:val="000000" w:themeColor="text1"/>
+                      <w:sz w:val="22"/>
+                      <w:szCs w:val="22"/>
+                    </w:rPr>
+                    <w:t>business goals and technical execution</w:t>
+                  </w:r>
+                  <w:r>
+                    <w:rPr>
+                      <w:rFonts w:ascii="Calibri" w:hAnsi="Calibri"/>
+                      <w:color w:val="000000" w:themeColor="text1"/>
+                      <w:sz w:val="22"/>
+                      <w:szCs w:val="22"/>
+                    </w:rPr>
+                    <w:t xml:space="preserve">. Skilled in </w:t>
+                  </w:r>
+                  <w:r>
+                    <w:rPr>
+                      <w:rFonts w:ascii="Calibri" w:hAnsi="Calibri"/>
+                      <w:b/>
+                      <w:bCs/>
+                      <w:color w:val="000000" w:themeColor="text1"/>
+                      <w:sz w:val="22"/>
+                      <w:szCs w:val="22"/>
+                    </w:rPr>
+                    <w:t>requirements analysis, solution design, architectural governance</w:t>
+                  </w:r>
+                  <w:r>
+                    <w:rPr>
+                      <w:rFonts w:ascii="Calibri" w:hAnsi="Calibri"/>
+                      <w:color w:val="000000" w:themeColor="text1"/>
+                      <w:sz w:val="22"/>
+                      <w:szCs w:val="22"/>
+                    </w:rPr>
+                    <w:t xml:space="preserve">, and </w:t>
+                  </w:r>
+                  <w:r>
+                    <w:rPr>
+                      <w:rFonts w:ascii="Calibri" w:hAnsi="Calibri"/>
+                      <w:b/>
+                      <w:bCs/>
+                      <w:color w:val="000000" w:themeColor="text1"/>
+                      <w:sz w:val="22"/>
+                      <w:szCs w:val="22"/>
+                    </w:rPr>
+                    <w:t>UI/architecture documentation</w:t>
                   </w:r>
                   <w:r>
                     <w:rPr>
@@ -1597,16 +2220,7 @@
                       <w:sz w:val="22"/>
                       <w:szCs w:val="22"/>
                     </w:rPr>
-                    <w:t>Figma</w:t>
-                  </w:r>
-                  <w:r>
-                    <w:rPr>
-                      <w:rFonts w:ascii="Calibri" w:hAnsi="Calibri"/>
-                      <w:color w:val="000000" w:themeColor="text1"/>
-                      <w:sz w:val="22"/>
-                      <w:szCs w:val="22"/>
-                    </w:rPr>
-                    <w:t xml:space="preserve">, </w:t>
+                    <w:t xml:space="preserve">Figma, </w:t>
                   </w:r>
                   <w:proofErr w:type="spellStart"/>
                   <w:r>
@@ -1624,62 +2238,42 @@
                   <w:r>
                     <w:rPr>
                       <w:rFonts w:ascii="Calibri" w:hAnsi="Calibri"/>
-                      <w:color w:val="000000" w:themeColor="text1"/>
-                      <w:sz w:val="22"/>
-                      <w:szCs w:val="22"/>
-                    </w:rPr>
-                    <w:t xml:space="preserve">, and </w:t>
-                  </w:r>
-                  <w:r>
-                    <w:rPr>
-                      <w:rFonts w:ascii="Calibri" w:hAnsi="Calibri"/>
-                      <w:b/>
-                      <w:bCs/>
-                      <w:color w:val="000000" w:themeColor="text1"/>
-                      <w:sz w:val="22"/>
-                      <w:szCs w:val="22"/>
-                    </w:rPr>
-                    <w:t>Visio</w:t>
-                  </w:r>
-                  <w:r>
-                    <w:rPr>
-                      <w:rFonts w:ascii="Calibri" w:hAnsi="Calibri"/>
-                      <w:color w:val="000000" w:themeColor="text1"/>
-                      <w:sz w:val="22"/>
-                      <w:szCs w:val="22"/>
-                    </w:rPr>
-                    <w:t xml:space="preserve">, backed by proven strengths in </w:t>
-                  </w:r>
-                  <w:r>
-                    <w:rPr>
-                      <w:rFonts w:ascii="Calibri" w:hAnsi="Calibri"/>
-                      <w:b/>
-                      <w:bCs/>
-                      <w:color w:val="000000" w:themeColor="text1"/>
-                      <w:sz w:val="22"/>
-                      <w:szCs w:val="22"/>
-                    </w:rPr>
-                    <w:t>team leadership, conflict resolution, client communication</w:t>
-                  </w:r>
-                  <w:r>
-                    <w:rPr>
-                      <w:rFonts w:ascii="Calibri" w:hAnsi="Calibri"/>
-                      <w:color w:val="000000" w:themeColor="text1"/>
-                      <w:sz w:val="22"/>
-                      <w:szCs w:val="22"/>
-                    </w:rPr>
-                    <w:t xml:space="preserve">, and </w:t>
-                  </w:r>
-                  <w:r>
-                    <w:rPr>
-                      <w:rFonts w:ascii="Calibri" w:hAnsi="Calibri"/>
-                      <w:b/>
-                      <w:bCs/>
-                      <w:color w:val="000000" w:themeColor="text1"/>
-                      <w:sz w:val="22"/>
-                      <w:szCs w:val="22"/>
-                    </w:rPr>
-                    <w:t>professional documentation.</w:t>
+                      <w:b/>
+                      <w:bCs/>
+                      <w:color w:val="000000" w:themeColor="text1"/>
+                      <w:sz w:val="22"/>
+                      <w:szCs w:val="22"/>
+                    </w:rPr>
+                    <w:t>, and Visio</w:t>
+                  </w:r>
+                  <w:r>
+                    <w:rPr>
+                      <w:rFonts w:ascii="Calibri" w:hAnsi="Calibri"/>
+                      <w:color w:val="000000" w:themeColor="text1"/>
+                      <w:sz w:val="22"/>
+                      <w:szCs w:val="22"/>
+                    </w:rPr>
+                    <w:t xml:space="preserve">, with hands-on experience in </w:t>
+                  </w:r>
+                  <w:r>
+                    <w:rPr>
+                      <w:rFonts w:ascii="Calibri" w:hAnsi="Calibri"/>
+                      <w:b/>
+                      <w:bCs/>
+                      <w:color w:val="000000" w:themeColor="text1"/>
+                      <w:sz w:val="22"/>
+                      <w:szCs w:val="22"/>
+                    </w:rPr>
+                    <w:t>Jira, Azure DevOps, SharePoint, Trello, Asana, and MS Project</w:t>
+                  </w:r>
+                  <w:r>
+                    <w:rPr>
+                      <w:rFonts w:ascii="Calibri" w:hAnsi="Calibri"/>
+                      <w:color w:val="000000" w:themeColor="text1"/>
+                      <w:sz w:val="22"/>
+                      <w:szCs w:val="22"/>
+                    </w:rPr>
+                    <w:t>.</w:t>
                   </w:r>
                 </w:p>
                 <w:p>
@@ -1868,8 +2462,6 @@
                   <w:pPr>
                     <w:rPr>
                       <w:rFonts w:ascii="Calibri" w:hAnsi="Calibri"/>
-                      <w:b/>
-                      <w:bCs/>
                       <w:color w:val="000000" w:themeColor="text1"/>
                       <w:sz w:val="22"/>
                       <w:szCs w:val="22"/>
@@ -1885,7 +2477,7 @@
                       <w:szCs w:val="22"/>
                       <w:u w:val="single"/>
                     </w:rPr>
-                    <w:t>Platform</w:t>
+                    <w:t>Enterprise Platforms &amp; Microsoft Ecosystem</w:t>
                   </w:r>
                   <w:r>
                     <w:rPr>
@@ -1896,69 +2488,164 @@
                     </w:rPr>
                     <w:t xml:space="preserve">: </w:t>
                   </w:r>
-                  <w:r>
-                    <w:rPr>
-                      <w:rFonts w:ascii="Calibri" w:hAnsi="Calibri"/>
-                      <w:color w:val="000000" w:themeColor="text1"/>
-                      <w:sz w:val="22"/>
-                      <w:szCs w:val="22"/>
-                    </w:rPr>
-                    <w:t xml:space="preserve">Experienced with deep expertise in </w:t>
-                  </w:r>
-                  <w:r>
-                    <w:rPr>
-                      <w:rFonts w:ascii="Calibri" w:hAnsi="Calibri"/>
-                      <w:b/>
-                      <w:bCs/>
-                      <w:color w:val="000000" w:themeColor="text1"/>
-                      <w:sz w:val="22"/>
-                      <w:szCs w:val="22"/>
-                    </w:rPr>
-                    <w:t>OFFICE 365 (SHAREPOINT ONLINE)</w:t>
-                  </w:r>
-                  <w:r>
-                    <w:rPr>
-                      <w:rFonts w:ascii="Calibri" w:hAnsi="Calibri"/>
-                      <w:b/>
-                      <w:bCs/>
-                      <w:color w:val="000000" w:themeColor="text1"/>
-                      <w:sz w:val="22"/>
-                      <w:szCs w:val="22"/>
-                    </w:rPr>
-                    <w:t xml:space="preserve">, </w:t>
-                  </w:r>
-                  <w:r>
-                    <w:rPr>
-                      <w:rFonts w:ascii="Calibri" w:hAnsi="Calibri"/>
-                      <w:b/>
-                      <w:bCs/>
-                      <w:color w:val="000000" w:themeColor="text1"/>
-                      <w:sz w:val="22"/>
-                      <w:szCs w:val="22"/>
-                    </w:rPr>
-                    <w:t>SHAREPOINT SERVER 2010/2013/</w:t>
-                  </w:r>
-                  <w:r>
-                    <w:rPr>
-                      <w:rFonts w:ascii="Calibri" w:hAnsi="Calibri"/>
-                      <w:b/>
-                      <w:bCs/>
-                      <w:color w:val="000000" w:themeColor="text1"/>
-                      <w:sz w:val="22"/>
-                      <w:szCs w:val="22"/>
-                    </w:rPr>
-                    <w:t>2016, SHAREPOINT</w:t>
-                  </w:r>
-                  <w:r>
-                    <w:rPr>
-                      <w:rFonts w:ascii="Calibri" w:hAnsi="Calibri"/>
-                      <w:b/>
-                      <w:bCs/>
-                      <w:color w:val="000000" w:themeColor="text1"/>
-                      <w:sz w:val="22"/>
-                      <w:szCs w:val="22"/>
-                    </w:rPr>
-                    <w:t xml:space="preserve"> FRAMEWORK (SPFX), POWER APPS, POWER AUTOMATE, POWERB BI, NINTEX</w:t>
+                </w:p>
+                <w:p>
+                  <w:pPr>
+                    <w:rPr>
+                      <w:rFonts w:ascii="Calibri" w:hAnsi="Calibri"/>
+                      <w:color w:val="000000" w:themeColor="text1"/>
+                      <w:sz w:val="22"/>
+                      <w:szCs w:val="22"/>
+                    </w:rPr>
+                  </w:pPr>
+                  <w:r>
+                    <w:rPr>
+                      <w:rFonts w:ascii="Calibri" w:hAnsi="Calibri"/>
+                      <w:color w:val="000000" w:themeColor="text1"/>
+                      <w:sz w:val="22"/>
+                      <w:szCs w:val="22"/>
+                    </w:rPr>
+                    <w:t xml:space="preserve">Experienced in delivering enterprise solutions using </w:t>
+                  </w:r>
+                  <w:r>
+                    <w:rPr>
+                      <w:rFonts w:ascii="Calibri" w:hAnsi="Calibri"/>
+                      <w:b/>
+                      <w:bCs/>
+                      <w:color w:val="000000" w:themeColor="text1"/>
+                      <w:sz w:val="22"/>
+                      <w:szCs w:val="22"/>
+                    </w:rPr>
+                    <w:t>Microsoft 365 / Office 365</w:t>
+                  </w:r>
+                  <w:r>
+                    <w:rPr>
+                      <w:rFonts w:ascii="Calibri" w:hAnsi="Calibri"/>
+                      <w:color w:val="000000" w:themeColor="text1"/>
+                      <w:sz w:val="22"/>
+                      <w:szCs w:val="22"/>
+                    </w:rPr>
+                    <w:t xml:space="preserve">, with deep expertise in </w:t>
+                  </w:r>
+                  <w:r>
+                    <w:rPr>
+                      <w:rFonts w:ascii="Calibri" w:hAnsi="Calibri"/>
+                      <w:b/>
+                      <w:bCs/>
+                      <w:color w:val="000000" w:themeColor="text1"/>
+                      <w:sz w:val="22"/>
+                      <w:szCs w:val="22"/>
+                    </w:rPr>
+                    <w:t>SharePoint Online</w:t>
+                  </w:r>
+                  <w:r>
+                    <w:rPr>
+                      <w:rFonts w:ascii="Calibri" w:hAnsi="Calibri"/>
+                      <w:color w:val="000000" w:themeColor="text1"/>
+                      <w:sz w:val="22"/>
+                      <w:szCs w:val="22"/>
+                    </w:rPr>
+                    <w:t xml:space="preserve"> and </w:t>
+                  </w:r>
+                  <w:r>
+                    <w:rPr>
+                      <w:rFonts w:ascii="Calibri" w:hAnsi="Calibri"/>
+                      <w:b/>
+                      <w:bCs/>
+                      <w:color w:val="000000" w:themeColor="text1"/>
+                      <w:sz w:val="22"/>
+                      <w:szCs w:val="22"/>
+                    </w:rPr>
+                    <w:t>SharePoint Server (2010, 2013, 2016)</w:t>
+                  </w:r>
+                  <w:r>
+                    <w:rPr>
+                      <w:rFonts w:ascii="Calibri" w:hAnsi="Calibri"/>
+                      <w:color w:val="000000" w:themeColor="text1"/>
+                      <w:sz w:val="22"/>
+                      <w:szCs w:val="22"/>
+                    </w:rPr>
+                    <w:t xml:space="preserve">. Skilled in modern SharePoint development using </w:t>
+                  </w:r>
+                  <w:r>
+                    <w:rPr>
+                      <w:rFonts w:ascii="Calibri" w:hAnsi="Calibri"/>
+                      <w:b/>
+                      <w:bCs/>
+                      <w:color w:val="000000" w:themeColor="text1"/>
+                      <w:sz w:val="22"/>
+                      <w:szCs w:val="22"/>
+                    </w:rPr>
+                    <w:t>SharePoint Framework (SPFx)</w:t>
+                  </w:r>
+                  <w:r>
+                    <w:rPr>
+                      <w:rFonts w:ascii="Calibri" w:hAnsi="Calibri"/>
+                      <w:color w:val="000000" w:themeColor="text1"/>
+                      <w:sz w:val="22"/>
+                      <w:szCs w:val="22"/>
+                    </w:rPr>
+                    <w:t xml:space="preserve"> and enterprise workflow automation with </w:t>
+                  </w:r>
+                  <w:r>
+                    <w:rPr>
+                      <w:rFonts w:ascii="Calibri" w:hAnsi="Calibri"/>
+                      <w:b/>
+                      <w:bCs/>
+                      <w:color w:val="000000" w:themeColor="text1"/>
+                      <w:sz w:val="22"/>
+                      <w:szCs w:val="22"/>
+                    </w:rPr>
+                    <w:t>Power Apps, Power Automate, Power BI</w:t>
+                  </w:r>
+                  <w:r>
+                    <w:rPr>
+                      <w:rFonts w:ascii="Calibri" w:hAnsi="Calibri"/>
+                      <w:color w:val="000000" w:themeColor="text1"/>
+                      <w:sz w:val="22"/>
+                      <w:szCs w:val="22"/>
+                    </w:rPr>
+                    <w:t xml:space="preserve">, and </w:t>
+                  </w:r>
+                  <w:r>
+                    <w:rPr>
+                      <w:rFonts w:ascii="Calibri" w:hAnsi="Calibri"/>
+                      <w:b/>
+                      <w:bCs/>
+                      <w:color w:val="000000" w:themeColor="text1"/>
+                      <w:sz w:val="22"/>
+                      <w:szCs w:val="22"/>
+                    </w:rPr>
+                    <w:t>Nintex</w:t>
+                  </w:r>
+                  <w:r>
+                    <w:rPr>
+                      <w:rFonts w:ascii="Calibri" w:hAnsi="Calibri"/>
+                      <w:color w:val="000000" w:themeColor="text1"/>
+                      <w:sz w:val="22"/>
+                      <w:szCs w:val="22"/>
+                    </w:rPr>
+                    <w:t xml:space="preserve">. Proven ability to design, modernize, and scale </w:t>
+                  </w:r>
+                  <w:r>
+                    <w:rPr>
+                      <w:rFonts w:ascii="Calibri" w:hAnsi="Calibri"/>
+                      <w:b/>
+                      <w:bCs/>
+                      <w:color w:val="000000" w:themeColor="text1"/>
+                      <w:sz w:val="22"/>
+                      <w:szCs w:val="22"/>
+                    </w:rPr>
+                    <w:t>Microsoft-centric enterprise platforms</w:t>
+                  </w:r>
+                  <w:r>
+                    <w:rPr>
+                      <w:rFonts w:ascii="Calibri" w:hAnsi="Calibri"/>
+                      <w:color w:val="000000" w:themeColor="text1"/>
+                      <w:sz w:val="22"/>
+                      <w:szCs w:val="22"/>
+                    </w:rPr>
+                    <w:t xml:space="preserve"> supporting business-critical operations.</w:t>
                   </w:r>
                 </w:p>
                 <w:p>
@@ -2125,9 +2812,10 @@
                 <w:p>
                   <w:pPr>
                     <w:rPr>
-                      <w:b/>
-                      <w:bCs/>
-                      <w:color w:val="000000" w:themeColor="text1"/>
+                      <w:rFonts w:ascii="Calibri" w:hAnsi="Calibri"/>
+                      <w:color w:val="000000" w:themeColor="text1"/>
+                      <w:sz w:val="22"/>
+                      <w:szCs w:val="22"/>
                     </w:rPr>
                   </w:pPr>
                   <w:r>
@@ -2151,36 +2839,180 @@
                     </w:rPr>
                     <w:t xml:space="preserve">: </w:t>
                   </w:r>
-                  <w:r>
-                    <w:rPr>
-                      <w:rFonts w:ascii="Calibri" w:hAnsi="Calibri"/>
-                      <w:color w:val="000000" w:themeColor="text1"/>
-                      <w:sz w:val="22"/>
-                      <w:szCs w:val="22"/>
-                    </w:rPr>
-                    <w:t xml:space="preserve">Expert in developing, supporting, and architecting scalable solutions using </w:t>
-                  </w:r>
-                  <w:r>
-                    <w:rPr>
-                      <w:rFonts w:ascii="Calibri" w:hAnsi="Calibri"/>
-                      <w:b/>
-                      <w:bCs/>
-                      <w:color w:val="000000" w:themeColor="text1"/>
-                      <w:sz w:val="22"/>
-                      <w:szCs w:val="22"/>
-                    </w:rPr>
-                    <w:t xml:space="preserve">C#, </w:t>
-                  </w:r>
-                  <w:r>
-                    <w:rPr>
-                      <w:rFonts w:ascii="Calibri" w:hAnsi="Calibri"/>
-                      <w:b/>
-                      <w:bCs/>
-                      <w:color w:val="000000" w:themeColor="text1"/>
-                      <w:sz w:val="22"/>
-                      <w:szCs w:val="22"/>
-                    </w:rPr>
-                    <w:t>ASP.NET Core, Django Python, Node.js</w:t>
+                </w:p>
+                <w:p>
+                  <w:pPr>
+                    <w:rPr>
+                      <w:rFonts w:ascii="Calibri" w:hAnsi="Calibri"/>
+                      <w:color w:val="000000" w:themeColor="text1"/>
+                      <w:sz w:val="22"/>
+                      <w:szCs w:val="22"/>
+                      <w:lang w:val="en-PK"/>
+                    </w:rPr>
+                  </w:pPr>
+                  <w:r>
+                    <w:rPr>
+                      <w:rFonts w:ascii="Calibri" w:hAnsi="Calibri"/>
+                      <w:color w:val="000000" w:themeColor="text1"/>
+                      <w:sz w:val="22"/>
+                      <w:szCs w:val="22"/>
+                      <w:lang w:val="en-PK"/>
+                    </w:rPr>
+                    <w:t xml:space="preserve">Skilled in architecting and developing </w:t>
+                  </w:r>
+                  <w:r>
+                    <w:rPr>
+                      <w:rFonts w:ascii="Calibri" w:hAnsi="Calibri"/>
+                      <w:b/>
+                      <w:bCs/>
+                      <w:color w:val="000000" w:themeColor="text1"/>
+                      <w:sz w:val="22"/>
+                      <w:szCs w:val="22"/>
+                      <w:lang w:val="en-PK"/>
+                    </w:rPr>
+                    <w:t>scalable backend systems</w:t>
+                  </w:r>
+                  <w:r>
+                    <w:rPr>
+                      <w:rFonts w:ascii="Calibri" w:hAnsi="Calibri"/>
+                      <w:color w:val="000000" w:themeColor="text1"/>
+                      <w:sz w:val="22"/>
+                      <w:szCs w:val="22"/>
+                      <w:lang w:val="en-PK"/>
+                    </w:rPr>
+                    <w:t xml:space="preserve"> using </w:t>
+                  </w:r>
+                  <w:r>
+                    <w:rPr>
+                      <w:rFonts w:ascii="Calibri" w:hAnsi="Calibri"/>
+                      <w:b/>
+                      <w:bCs/>
+                      <w:color w:val="000000" w:themeColor="text1"/>
+                      <w:sz w:val="22"/>
+                      <w:szCs w:val="22"/>
+                      <w:lang w:val="en-PK"/>
+                    </w:rPr>
+                    <w:t>C#, ASP.NET Core, Node.js, and Python (Django)</w:t>
+                  </w:r>
+                  <w:r>
+                    <w:rPr>
+                      <w:rFonts w:ascii="Calibri" w:hAnsi="Calibri"/>
+                      <w:color w:val="000000" w:themeColor="text1"/>
+                      <w:sz w:val="22"/>
+                      <w:szCs w:val="22"/>
+                      <w:lang w:val="en-PK"/>
+                    </w:rPr>
+                    <w:t xml:space="preserve">. Experienced in designing </w:t>
+                  </w:r>
+                  <w:r>
+                    <w:rPr>
+                      <w:rFonts w:ascii="Calibri" w:hAnsi="Calibri"/>
+                      <w:b/>
+                      <w:bCs/>
+                      <w:color w:val="000000" w:themeColor="text1"/>
+                      <w:sz w:val="22"/>
+                      <w:szCs w:val="22"/>
+                      <w:lang w:val="en-PK"/>
+                    </w:rPr>
+                    <w:t>secure, high-performance RESTful APIs</w:t>
+                  </w:r>
+                  <w:r>
+                    <w:rPr>
+                      <w:rFonts w:ascii="Calibri" w:hAnsi="Calibri"/>
+                      <w:color w:val="000000" w:themeColor="text1"/>
+                      <w:sz w:val="22"/>
+                      <w:szCs w:val="22"/>
+                      <w:lang w:val="en-PK"/>
+                    </w:rPr>
+                    <w:t xml:space="preserve"> and system integrations. Adept at implementing </w:t>
+                  </w:r>
+                  <w:r>
+                    <w:rPr>
+                      <w:rFonts w:ascii="Calibri" w:hAnsi="Calibri"/>
+                      <w:b/>
+                      <w:bCs/>
+                      <w:color w:val="000000" w:themeColor="text1"/>
+                      <w:sz w:val="22"/>
+                      <w:szCs w:val="22"/>
+                      <w:lang w:val="en-PK"/>
+                    </w:rPr>
+                    <w:t>authentication and authorization</w:t>
+                  </w:r>
+                  <w:r>
+                    <w:rPr>
+                      <w:rFonts w:ascii="Calibri" w:hAnsi="Calibri"/>
+                      <w:color w:val="000000" w:themeColor="text1"/>
+                      <w:sz w:val="22"/>
+                      <w:szCs w:val="22"/>
+                      <w:lang w:val="en-PK"/>
+                    </w:rPr>
+                    <w:t xml:space="preserve"> using </w:t>
+                  </w:r>
+                  <w:r>
+                    <w:rPr>
+                      <w:rFonts w:ascii="Calibri" w:hAnsi="Calibri"/>
+                      <w:b/>
+                      <w:bCs/>
+                      <w:color w:val="000000" w:themeColor="text1"/>
+                      <w:sz w:val="22"/>
+                      <w:szCs w:val="22"/>
+                      <w:lang w:val="en-PK"/>
+                    </w:rPr>
+                    <w:t>IAM, OAuth, and JWT</w:t>
+                  </w:r>
+                  <w:r>
+                    <w:rPr>
+                      <w:rFonts w:ascii="Calibri" w:hAnsi="Calibri"/>
+                      <w:color w:val="000000" w:themeColor="text1"/>
+                      <w:sz w:val="22"/>
+                      <w:szCs w:val="22"/>
+                      <w:lang w:val="en-PK"/>
+                    </w:rPr>
+                    <w:t xml:space="preserve">, ensuring </w:t>
+                  </w:r>
+                  <w:r>
+                    <w:rPr>
+                      <w:rFonts w:ascii="Calibri" w:hAnsi="Calibri"/>
+                      <w:b/>
+                      <w:bCs/>
+                      <w:color w:val="000000" w:themeColor="text1"/>
+                      <w:sz w:val="22"/>
+                      <w:szCs w:val="22"/>
+                      <w:lang w:val="en-PK"/>
+                    </w:rPr>
+                    <w:t>secure access control</w:t>
+                  </w:r>
+                  <w:r>
+                    <w:rPr>
+                      <w:rFonts w:ascii="Calibri" w:hAnsi="Calibri"/>
+                      <w:color w:val="000000" w:themeColor="text1"/>
+                      <w:sz w:val="22"/>
+                      <w:szCs w:val="22"/>
+                      <w:lang w:val="en-PK"/>
+                    </w:rPr>
+                    <w:t xml:space="preserve"> across distributed systems. Strong focus on </w:t>
+                  </w:r>
+                  <w:r>
+                    <w:rPr>
+                      <w:rFonts w:ascii="Calibri" w:hAnsi="Calibri"/>
+                      <w:b/>
+                      <w:bCs/>
+                      <w:color w:val="000000" w:themeColor="text1"/>
+                      <w:sz w:val="22"/>
+                      <w:szCs w:val="22"/>
+                      <w:lang w:val="en-PK"/>
+                    </w:rPr>
+                    <w:t>performance, reliability, and maintainability</w:t>
+                  </w:r>
+                  <w:r>
+                    <w:rPr>
+                      <w:rFonts w:ascii="Calibri" w:hAnsi="Calibri"/>
+                      <w:color w:val="000000" w:themeColor="text1"/>
+                      <w:sz w:val="22"/>
+                      <w:szCs w:val="22"/>
+                      <w:lang w:val="en-PK"/>
+                    </w:rPr>
+                    <w:t xml:space="preserve"> in enterprise environments.</w:t>
                   </w:r>
                 </w:p>
                 <w:p>
@@ -2369,8 +3201,6 @@
                   <w:pPr>
                     <w:rPr>
                       <w:rFonts w:ascii="Calibri" w:hAnsi="Calibri"/>
-                      <w:b/>
-                      <w:bCs/>
                       <w:color w:val="000000" w:themeColor="text1"/>
                       <w:sz w:val="22"/>
                       <w:szCs w:val="22"/>
@@ -2391,86 +3221,164 @@
                   <w:r>
                     <w:rPr>
                       <w:rFonts w:ascii="Calibri" w:hAnsi="Calibri"/>
+                      <w:b/>
+                      <w:bCs/>
+                      <w:color w:val="000000" w:themeColor="text1"/>
+                      <w:sz w:val="22"/>
+                      <w:szCs w:val="22"/>
+                      <w:u w:val="single"/>
+                    </w:rPr>
+                    <w:t xml:space="preserve"> &amp; Mobile Development</w:t>
+                  </w:r>
+                  <w:r>
+                    <w:rPr>
+                      <w:rFonts w:ascii="Calibri" w:hAnsi="Calibri"/>
                       <w:color w:val="000000" w:themeColor="text1"/>
                       <w:sz w:val="22"/>
                       <w:szCs w:val="22"/>
                     </w:rPr>
                     <w:t xml:space="preserve">: </w:t>
                   </w:r>
-                  <w:r>
-                    <w:rPr>
-                      <w:rFonts w:ascii="Calibri" w:hAnsi="Calibri"/>
-                      <w:color w:val="000000" w:themeColor="text1"/>
-                      <w:sz w:val="22"/>
-                      <w:szCs w:val="22"/>
-                    </w:rPr>
-                    <w:t>Skilled in building dynamic, responsive web and mobile applications using</w:t>
-                  </w:r>
-                  <w:r>
-                    <w:rPr>
-                      <w:rFonts w:ascii="Calibri" w:hAnsi="Calibri"/>
-                      <w:b/>
-                      <w:bCs/>
-                      <w:color w:val="000000" w:themeColor="text1"/>
-                      <w:sz w:val="22"/>
-                      <w:szCs w:val="22"/>
-                    </w:rPr>
-                    <w:t xml:space="preserve"> </w:t>
-                  </w:r>
-                  <w:r>
-                    <w:rPr>
-                      <w:rFonts w:ascii="Calibri" w:hAnsi="Calibri"/>
-                      <w:b/>
-                      <w:bCs/>
-                      <w:color w:val="000000" w:themeColor="text1"/>
-                      <w:sz w:val="22"/>
-                      <w:szCs w:val="22"/>
-                    </w:rPr>
-                    <w:t>React, React Native, Angular</w:t>
-                  </w:r>
-                  <w:r>
-                    <w:rPr>
-                      <w:rFonts w:ascii="Calibri" w:hAnsi="Calibri"/>
-                      <w:b/>
-                      <w:bCs/>
-                      <w:color w:val="000000" w:themeColor="text1"/>
-                      <w:sz w:val="22"/>
-                      <w:szCs w:val="22"/>
-                    </w:rPr>
-                    <w:t xml:space="preserve">, </w:t>
-                  </w:r>
-                  <w:r>
-                    <w:rPr>
-                      <w:rFonts w:ascii="Calibri" w:hAnsi="Calibri"/>
-                      <w:b/>
-                      <w:bCs/>
-                      <w:color w:val="000000" w:themeColor="text1"/>
-                      <w:sz w:val="22"/>
-                      <w:szCs w:val="22"/>
-                    </w:rPr>
-                    <w:t xml:space="preserve">JavaScript, </w:t>
-                  </w:r>
-                  <w:r>
-                    <w:rPr>
-                      <w:rFonts w:ascii="Calibri" w:hAnsi="Calibri"/>
-                      <w:b/>
-                      <w:bCs/>
-                      <w:color w:val="000000" w:themeColor="text1"/>
-                      <w:sz w:val="22"/>
-                      <w:szCs w:val="22"/>
-                    </w:rPr>
-                    <w:t>j</w:t>
-                  </w:r>
-                  <w:r>
-                    <w:rPr>
-                      <w:rFonts w:ascii="Calibri" w:hAnsi="Calibri"/>
-                      <w:b/>
-                      <w:bCs/>
-                      <w:color w:val="000000" w:themeColor="text1"/>
-                      <w:sz w:val="22"/>
-                      <w:szCs w:val="22"/>
-                    </w:rPr>
-                    <w:t>Query</w:t>
+                </w:p>
+                <w:p>
+                  <w:pPr>
+                    <w:rPr>
+                      <w:rFonts w:ascii="Calibri" w:hAnsi="Calibri"/>
+                      <w:b/>
+                      <w:bCs/>
+                      <w:color w:val="000000" w:themeColor="text1"/>
+                      <w:sz w:val="22"/>
+                      <w:szCs w:val="22"/>
+                    </w:rPr>
+                  </w:pPr>
+                  <w:r>
+                    <w:rPr>
+                      <w:rFonts w:ascii="Calibri" w:hAnsi="Calibri"/>
+                      <w:color w:val="000000" w:themeColor="text1"/>
+                      <w:sz w:val="22"/>
+                      <w:szCs w:val="22"/>
+                    </w:rPr>
+                    <w:t xml:space="preserve">Experienced in building </w:t>
+                  </w:r>
+                  <w:r>
+                    <w:rPr>
+                      <w:rFonts w:ascii="Calibri" w:hAnsi="Calibri"/>
+                      <w:b/>
+                      <w:bCs/>
+                      <w:color w:val="000000" w:themeColor="text1"/>
+                      <w:sz w:val="22"/>
+                      <w:szCs w:val="22"/>
+                    </w:rPr>
+                    <w:t>modern, responsive web and mobile applications</w:t>
+                  </w:r>
+                  <w:r>
+                    <w:rPr>
+                      <w:rFonts w:ascii="Calibri" w:hAnsi="Calibri"/>
+                      <w:color w:val="000000" w:themeColor="text1"/>
+                      <w:sz w:val="22"/>
+                      <w:szCs w:val="22"/>
+                    </w:rPr>
+                    <w:t xml:space="preserve"> using </w:t>
+                  </w:r>
+                  <w:r>
+                    <w:rPr>
+                      <w:rFonts w:ascii="Calibri" w:hAnsi="Calibri"/>
+                      <w:b/>
+                      <w:bCs/>
+                      <w:color w:val="000000" w:themeColor="text1"/>
+                      <w:sz w:val="22"/>
+                      <w:szCs w:val="22"/>
+                    </w:rPr>
+                    <w:t>React, React Native, and Angular</w:t>
+                  </w:r>
+                  <w:r>
+                    <w:rPr>
+                      <w:rFonts w:ascii="Calibri" w:hAnsi="Calibri"/>
+                      <w:color w:val="000000" w:themeColor="text1"/>
+                      <w:sz w:val="22"/>
+                      <w:szCs w:val="22"/>
+                    </w:rPr>
+                    <w:t xml:space="preserve">. </w:t>
+                  </w:r>
+                  <w:proofErr w:type="gramStart"/>
+                  <w:r>
+                    <w:rPr>
+                      <w:rFonts w:ascii="Calibri" w:hAnsi="Calibri"/>
+                      <w:color w:val="000000" w:themeColor="text1"/>
+                      <w:sz w:val="22"/>
+                      <w:szCs w:val="22"/>
+                    </w:rPr>
+                    <w:t>Skilled</w:t>
+                  </w:r>
+                  <w:proofErr w:type="gramEnd"/>
+                  <w:r>
+                    <w:rPr>
+                      <w:rFonts w:ascii="Calibri" w:hAnsi="Calibri"/>
+                      <w:color w:val="000000" w:themeColor="text1"/>
+                      <w:sz w:val="22"/>
+                      <w:szCs w:val="22"/>
+                    </w:rPr>
+                    <w:t xml:space="preserve"> in </w:t>
+                  </w:r>
+                  <w:r>
+                    <w:rPr>
+                      <w:rFonts w:ascii="Calibri" w:hAnsi="Calibri"/>
+                      <w:b/>
+                      <w:bCs/>
+                      <w:color w:val="000000" w:themeColor="text1"/>
+                      <w:sz w:val="22"/>
+                      <w:szCs w:val="22"/>
+                    </w:rPr>
+                    <w:t>JavaScript and jQuery</w:t>
+                  </w:r>
+                  <w:r>
+                    <w:rPr>
+                      <w:rFonts w:ascii="Calibri" w:hAnsi="Calibri"/>
+                      <w:color w:val="000000" w:themeColor="text1"/>
+                      <w:sz w:val="22"/>
+                      <w:szCs w:val="22"/>
+                    </w:rPr>
+                    <w:t xml:space="preserve"> for dynamic user interfaces, with strong expertise in </w:t>
+                  </w:r>
+                  <w:r>
+                    <w:rPr>
+                      <w:rFonts w:ascii="Calibri" w:hAnsi="Calibri"/>
+                      <w:b/>
+                      <w:bCs/>
+                      <w:color w:val="000000" w:themeColor="text1"/>
+                      <w:sz w:val="22"/>
+                      <w:szCs w:val="22"/>
+                    </w:rPr>
+                    <w:t>responsive UI design</w:t>
+                  </w:r>
+                  <w:r>
+                    <w:rPr>
+                      <w:rFonts w:ascii="Calibri" w:hAnsi="Calibri"/>
+                      <w:color w:val="000000" w:themeColor="text1"/>
+                      <w:sz w:val="22"/>
+                      <w:szCs w:val="22"/>
+                    </w:rPr>
+                    <w:t xml:space="preserve"> and cross-platform compatibility. Proven ability to translate </w:t>
+                  </w:r>
+                  <w:r>
+                    <w:rPr>
+                      <w:rFonts w:ascii="Calibri" w:hAnsi="Calibri"/>
+                      <w:b/>
+                      <w:bCs/>
+                      <w:color w:val="000000" w:themeColor="text1"/>
+                      <w:sz w:val="22"/>
+                      <w:szCs w:val="22"/>
+                    </w:rPr>
+                    <w:t>UI/UX designs into performant, user-centric applications</w:t>
+                  </w:r>
+                  <w:r>
+                    <w:rPr>
+                      <w:rFonts w:ascii="Calibri" w:hAnsi="Calibri"/>
+                      <w:color w:val="000000" w:themeColor="text1"/>
+                      <w:sz w:val="22"/>
+                      <w:szCs w:val="22"/>
+                    </w:rPr>
+                    <w:t>.</w:t>
                   </w:r>
                 </w:p>
                 <w:p>
@@ -2634,9 +3542,10 @@
                 <w:p>
                   <w:pPr>
                     <w:rPr>
-                      <w:b/>
-                      <w:bCs/>
-                      <w:color w:val="000000" w:themeColor="text1"/>
+                      <w:rFonts w:ascii="Calibri" w:hAnsi="Calibri"/>
+                      <w:color w:val="000000" w:themeColor="text1"/>
+                      <w:sz w:val="22"/>
+                      <w:szCs w:val="22"/>
                     </w:rPr>
                   </w:pPr>
                   <w:r>
@@ -2654,42 +3563,198 @@
                   <w:r>
                     <w:rPr>
                       <w:rFonts w:ascii="Calibri" w:hAnsi="Calibri"/>
-                      <w:color w:val="000000" w:themeColor="text1"/>
-                      <w:sz w:val="22"/>
-                      <w:szCs w:val="22"/>
-                    </w:rPr>
-                    <w:t xml:space="preserve">: </w:t>
-                  </w:r>
-                  <w:r>
-                    <w:rPr>
-                      <w:rFonts w:ascii="Calibri" w:hAnsi="Calibri"/>
-                      <w:color w:val="000000" w:themeColor="text1"/>
-                      <w:sz w:val="22"/>
-                      <w:szCs w:val="22"/>
-                    </w:rPr>
-                    <w:t xml:space="preserve">Experienced in cloud-native development and deployment using </w:t>
-                  </w:r>
-                  <w:r>
-                    <w:rPr>
-                      <w:rFonts w:ascii="Calibri" w:hAnsi="Calibri"/>
-                      <w:b/>
-                      <w:bCs/>
-                      <w:color w:val="000000" w:themeColor="text1"/>
-                      <w:sz w:val="22"/>
-                      <w:szCs w:val="22"/>
-                    </w:rPr>
-                    <w:t>AWS, Azure DevOps, Docker, App Services</w:t>
-                  </w:r>
-                  <w:r>
-                    <w:rPr>
-                      <w:rFonts w:ascii="Calibri" w:hAnsi="Calibri"/>
-                      <w:b/>
-                      <w:bCs/>
-                      <w:color w:val="000000" w:themeColor="text1"/>
-                      <w:sz w:val="22"/>
-                      <w:szCs w:val="22"/>
-                    </w:rPr>
-                    <w:t>, App Functions</w:t>
+                      <w:b/>
+                      <w:bCs/>
+                      <w:color w:val="000000" w:themeColor="text1"/>
+                      <w:sz w:val="22"/>
+                      <w:szCs w:val="22"/>
+                      <w:u w:val="single"/>
+                    </w:rPr>
+                    <w:t xml:space="preserve"> &amp; DevOps</w:t>
+                  </w:r>
+                  <w:r>
+                    <w:rPr>
+                      <w:rFonts w:ascii="Calibri" w:hAnsi="Calibri"/>
+                      <w:color w:val="000000" w:themeColor="text1"/>
+                      <w:sz w:val="22"/>
+                      <w:szCs w:val="22"/>
+                    </w:rPr>
+                    <w:t>:</w:t>
+                  </w:r>
+                </w:p>
+                <w:p>
+                  <w:pPr>
+                    <w:rPr>
+                      <w:rFonts w:ascii="Calibri" w:hAnsi="Calibri"/>
+                      <w:color w:val="000000" w:themeColor="text1"/>
+                      <w:sz w:val="22"/>
+                      <w:szCs w:val="22"/>
+                      <w:lang w:val="en-PK"/>
+                    </w:rPr>
+                  </w:pPr>
+                  <w:r>
+                    <w:rPr>
+                      <w:rFonts w:ascii="Calibri" w:hAnsi="Calibri"/>
+                      <w:color w:val="000000" w:themeColor="text1"/>
+                      <w:sz w:val="22"/>
+                      <w:szCs w:val="22"/>
+                      <w:lang w:val="en-PK"/>
+                    </w:rPr>
+                    <w:t xml:space="preserve">Experienced in </w:t>
+                  </w:r>
+                  <w:r>
+                    <w:rPr>
+                      <w:rFonts w:ascii="Calibri" w:hAnsi="Calibri"/>
+                      <w:b/>
+                      <w:bCs/>
+                      <w:color w:val="000000" w:themeColor="text1"/>
+                      <w:sz w:val="22"/>
+                      <w:szCs w:val="22"/>
+                      <w:lang w:val="en-PK"/>
+                    </w:rPr>
+                    <w:t>cloud-native application development and deployment</w:t>
+                  </w:r>
+                  <w:r>
+                    <w:rPr>
+                      <w:rFonts w:ascii="Calibri" w:hAnsi="Calibri"/>
+                      <w:color w:val="000000" w:themeColor="text1"/>
+                      <w:sz w:val="22"/>
+                      <w:szCs w:val="22"/>
+                      <w:lang w:val="en-PK"/>
+                    </w:rPr>
+                    <w:t xml:space="preserve"> using </w:t>
+                  </w:r>
+                  <w:r>
+                    <w:rPr>
+                      <w:rFonts w:ascii="Calibri" w:hAnsi="Calibri"/>
+                      <w:b/>
+                      <w:bCs/>
+                      <w:color w:val="000000" w:themeColor="text1"/>
+                      <w:sz w:val="22"/>
+                      <w:szCs w:val="22"/>
+                      <w:lang w:val="en-PK"/>
+                    </w:rPr>
+                    <w:t>Microsoft Azure and AWS</w:t>
+                  </w:r>
+                  <w:r>
+                    <w:rPr>
+                      <w:rFonts w:ascii="Calibri" w:hAnsi="Calibri"/>
+                      <w:color w:val="000000" w:themeColor="text1"/>
+                      <w:sz w:val="22"/>
+                      <w:szCs w:val="22"/>
+                      <w:lang w:val="en-PK"/>
+                    </w:rPr>
+                    <w:t xml:space="preserve">, with hands-on expertise in </w:t>
+                  </w:r>
+                  <w:r>
+                    <w:rPr>
+                      <w:rFonts w:ascii="Calibri" w:hAnsi="Calibri"/>
+                      <w:b/>
+                      <w:bCs/>
+                      <w:color w:val="000000" w:themeColor="text1"/>
+                      <w:sz w:val="22"/>
+                      <w:szCs w:val="22"/>
+                      <w:lang w:val="en-PK"/>
+                    </w:rPr>
+                    <w:t>Azure App Services, Azure Functions, and containerization using Docker</w:t>
+                  </w:r>
+                  <w:r>
+                    <w:rPr>
+                      <w:rFonts w:ascii="Calibri" w:hAnsi="Calibri"/>
+                      <w:color w:val="000000" w:themeColor="text1"/>
+                      <w:sz w:val="22"/>
+                      <w:szCs w:val="22"/>
+                      <w:lang w:val="en-PK"/>
+                    </w:rPr>
+                    <w:t xml:space="preserve">. Skilled in designing and implementing </w:t>
+                  </w:r>
+                  <w:r>
+                    <w:rPr>
+                      <w:rFonts w:ascii="Calibri" w:hAnsi="Calibri"/>
+                      <w:b/>
+                      <w:bCs/>
+                      <w:color w:val="000000" w:themeColor="text1"/>
+                      <w:sz w:val="22"/>
+                      <w:szCs w:val="22"/>
+                      <w:lang w:val="en-PK"/>
+                    </w:rPr>
+                    <w:t>CI/CD pipelines</w:t>
+                  </w:r>
+                  <w:r>
+                    <w:rPr>
+                      <w:rFonts w:ascii="Calibri" w:hAnsi="Calibri"/>
+                      <w:color w:val="000000" w:themeColor="text1"/>
+                      <w:sz w:val="22"/>
+                      <w:szCs w:val="22"/>
+                      <w:lang w:val="en-PK"/>
+                    </w:rPr>
+                    <w:t xml:space="preserve"> using </w:t>
+                  </w:r>
+                  <w:r>
+                    <w:rPr>
+                      <w:rFonts w:ascii="Calibri" w:hAnsi="Calibri"/>
+                      <w:b/>
+                      <w:bCs/>
+                      <w:color w:val="000000" w:themeColor="text1"/>
+                      <w:sz w:val="22"/>
+                      <w:szCs w:val="22"/>
+                      <w:lang w:val="en-PK"/>
+                    </w:rPr>
+                    <w:t>Azure DevOps</w:t>
+                  </w:r>
+                  <w:r>
+                    <w:rPr>
+                      <w:rFonts w:ascii="Calibri" w:hAnsi="Calibri"/>
+                      <w:color w:val="000000" w:themeColor="text1"/>
+                      <w:sz w:val="22"/>
+                      <w:szCs w:val="22"/>
+                      <w:lang w:val="en-PK"/>
+                    </w:rPr>
+                    <w:t xml:space="preserve">, supporting </w:t>
+                  </w:r>
+                  <w:r>
+                    <w:rPr>
+                      <w:rFonts w:ascii="Calibri" w:hAnsi="Calibri"/>
+                      <w:b/>
+                      <w:bCs/>
+                      <w:color w:val="000000" w:themeColor="text1"/>
+                      <w:sz w:val="22"/>
+                      <w:szCs w:val="22"/>
+                      <w:lang w:val="en-PK"/>
+                    </w:rPr>
+                    <w:t>continuous delivery, automation, and operational excellence</w:t>
+                  </w:r>
+                  <w:r>
+                    <w:rPr>
+                      <w:rFonts w:ascii="Calibri" w:hAnsi="Calibri"/>
+                      <w:color w:val="000000" w:themeColor="text1"/>
+                      <w:sz w:val="22"/>
+                      <w:szCs w:val="22"/>
+                      <w:lang w:val="en-PK"/>
+                    </w:rPr>
+                    <w:t xml:space="preserve">. Strong understanding of </w:t>
+                  </w:r>
+                  <w:r>
+                    <w:rPr>
+                      <w:rFonts w:ascii="Calibri" w:hAnsi="Calibri"/>
+                      <w:b/>
+                      <w:bCs/>
+                      <w:color w:val="000000" w:themeColor="text1"/>
+                      <w:sz w:val="22"/>
+                      <w:szCs w:val="22"/>
+                      <w:lang w:val="en-PK"/>
+                    </w:rPr>
+                    <w:t>DevOps practices</w:t>
+                  </w:r>
+                  <w:r>
+                    <w:rPr>
+                      <w:rFonts w:ascii="Calibri" w:hAnsi="Calibri"/>
+                      <w:color w:val="000000" w:themeColor="text1"/>
+                      <w:sz w:val="22"/>
+                      <w:szCs w:val="22"/>
+                      <w:lang w:val="en-PK"/>
+                    </w:rPr>
+                    <w:t xml:space="preserve"> for scalable and resilient systems.</w:t>
                   </w:r>
                 </w:p>
                 <w:p>
@@ -2898,55 +3963,122 @@
                   <w:r>
                     <w:rPr>
                       <w:rFonts w:ascii="Calibri" w:hAnsi="Calibri"/>
-                      <w:color w:val="000000" w:themeColor="text1"/>
-                      <w:sz w:val="22"/>
-                      <w:szCs w:val="22"/>
-                    </w:rPr>
-                    <w:t xml:space="preserve">: </w:t>
-                  </w:r>
-                  <w:r>
-                    <w:rPr>
-                      <w:rFonts w:ascii="Calibri" w:hAnsi="Calibri"/>
-                      <w:color w:val="000000" w:themeColor="text1"/>
-                      <w:sz w:val="22"/>
-                      <w:szCs w:val="22"/>
-                    </w:rPr>
-                    <w:t xml:space="preserve">Highly skilled in database design, architect, performance maintenance </w:t>
-                  </w:r>
-                  <w:r>
-                    <w:rPr>
-                      <w:rFonts w:ascii="Calibri" w:hAnsi="Calibri"/>
-                      <w:b/>
-                      <w:bCs/>
-                      <w:color w:val="000000" w:themeColor="text1"/>
-                      <w:sz w:val="22"/>
-                      <w:szCs w:val="22"/>
-                    </w:rPr>
-                    <w:t xml:space="preserve">SQL Server, </w:t>
-                  </w:r>
-                  <w:proofErr w:type="spellStart"/>
-                  <w:r>
-                    <w:rPr>
-                      <w:rFonts w:ascii="Calibri" w:hAnsi="Calibri"/>
-                      <w:b/>
-                      <w:bCs/>
-                      <w:color w:val="000000" w:themeColor="text1"/>
-                      <w:sz w:val="22"/>
-                      <w:szCs w:val="22"/>
-                    </w:rPr>
-                    <w:t>MongoDb</w:t>
-                  </w:r>
-                  <w:proofErr w:type="spellEnd"/>
-                  <w:r>
-                    <w:rPr>
-                      <w:rFonts w:ascii="Calibri" w:hAnsi="Calibri"/>
-                      <w:b/>
-                      <w:bCs/>
-                      <w:color w:val="000000" w:themeColor="text1"/>
-                      <w:sz w:val="22"/>
-                      <w:szCs w:val="22"/>
-                    </w:rPr>
-                    <w:t>, SQL Lite</w:t>
+                      <w:b/>
+                      <w:bCs/>
+                      <w:color w:val="000000" w:themeColor="text1"/>
+                      <w:sz w:val="22"/>
+                      <w:szCs w:val="22"/>
+                      <w:u w:val="single"/>
+                    </w:rPr>
+                    <w:t xml:space="preserve"> &amp; Data Layer</w:t>
+                  </w:r>
+                  <w:r>
+                    <w:rPr>
+                      <w:rFonts w:ascii="Calibri" w:hAnsi="Calibri"/>
+                      <w:color w:val="000000" w:themeColor="text1"/>
+                      <w:sz w:val="22"/>
+                      <w:szCs w:val="22"/>
+                    </w:rPr>
+                    <w:t>:</w:t>
+                  </w:r>
+                </w:p>
+                <w:p>
+                  <w:pPr>
+                    <w:rPr>
+                      <w:rFonts w:ascii="Calibri" w:hAnsi="Calibri"/>
+                      <w:color w:val="000000" w:themeColor="text1"/>
+                      <w:sz w:val="22"/>
+                      <w:szCs w:val="22"/>
+                    </w:rPr>
+                  </w:pPr>
+                  <w:r>
+                    <w:rPr>
+                      <w:rFonts w:ascii="Calibri" w:hAnsi="Calibri"/>
+                      <w:color w:val="000000" w:themeColor="text1"/>
+                      <w:sz w:val="22"/>
+                      <w:szCs w:val="22"/>
+                    </w:rPr>
+                    <w:t xml:space="preserve">Highly skilled in </w:t>
+                  </w:r>
+                  <w:r>
+                    <w:rPr>
+                      <w:rFonts w:ascii="Calibri" w:hAnsi="Calibri"/>
+                      <w:b/>
+                      <w:bCs/>
+                      <w:color w:val="000000" w:themeColor="text1"/>
+                      <w:sz w:val="22"/>
+                      <w:szCs w:val="22"/>
+                    </w:rPr>
+                    <w:t>SQL Server database design, architecture, and performance optimization</w:t>
+                  </w:r>
+                  <w:r>
+                    <w:rPr>
+                      <w:rFonts w:ascii="Calibri" w:hAnsi="Calibri"/>
+                      <w:color w:val="000000" w:themeColor="text1"/>
+                      <w:sz w:val="22"/>
+                      <w:szCs w:val="22"/>
+                    </w:rPr>
+                    <w:t xml:space="preserve">, including </w:t>
+                  </w:r>
+                  <w:r>
+                    <w:rPr>
+                      <w:rFonts w:ascii="Calibri" w:hAnsi="Calibri"/>
+                      <w:b/>
+                      <w:bCs/>
+                      <w:color w:val="000000" w:themeColor="text1"/>
+                      <w:sz w:val="22"/>
+                      <w:szCs w:val="22"/>
+                    </w:rPr>
+                    <w:t>data modeling and query tuning</w:t>
+                  </w:r>
+                  <w:r>
+                    <w:rPr>
+                      <w:rFonts w:ascii="Calibri" w:hAnsi="Calibri"/>
+                      <w:color w:val="000000" w:themeColor="text1"/>
+                      <w:sz w:val="22"/>
+                      <w:szCs w:val="22"/>
+                    </w:rPr>
+                    <w:t xml:space="preserve">. Experienced in working with </w:t>
+                  </w:r>
+                  <w:r>
+                    <w:rPr>
+                      <w:rFonts w:ascii="Calibri" w:hAnsi="Calibri"/>
+                      <w:b/>
+                      <w:bCs/>
+                      <w:color w:val="000000" w:themeColor="text1"/>
+                      <w:sz w:val="22"/>
+                      <w:szCs w:val="22"/>
+                    </w:rPr>
+                    <w:t>MongoDB and SQLite</w:t>
+                  </w:r>
+                  <w:r>
+                    <w:rPr>
+                      <w:rFonts w:ascii="Calibri" w:hAnsi="Calibri"/>
+                      <w:color w:val="000000" w:themeColor="text1"/>
+                      <w:sz w:val="22"/>
+                      <w:szCs w:val="22"/>
+                    </w:rPr>
+                    <w:t xml:space="preserve"> for NoSQL and lightweight data storage solutions. Proven ability to design </w:t>
+                  </w:r>
+                  <w:r>
+                    <w:rPr>
+                      <w:rFonts w:ascii="Calibri" w:hAnsi="Calibri"/>
+                      <w:b/>
+                      <w:bCs/>
+                      <w:color w:val="000000" w:themeColor="text1"/>
+                      <w:sz w:val="22"/>
+                      <w:szCs w:val="22"/>
+                    </w:rPr>
+                    <w:t>efficient, scalable data layers</w:t>
+                  </w:r>
+                  <w:r>
+                    <w:rPr>
+                      <w:rFonts w:ascii="Calibri" w:hAnsi="Calibri"/>
+                      <w:color w:val="000000" w:themeColor="text1"/>
+                      <w:sz w:val="22"/>
+                      <w:szCs w:val="22"/>
+                    </w:rPr>
+                    <w:t xml:space="preserve"> supporting enterprise workloads.</w:t>
                   </w:r>
                 </w:p>
                 <w:p>
@@ -3111,22 +4243,27 @@
                   <w:pPr>
                     <w:rPr>
                       <w:rFonts w:ascii="Calibri" w:hAnsi="Calibri"/>
-                      <w:color w:val="000000" w:themeColor="text1"/>
-                      <w:sz w:val="22"/>
-                      <w:szCs w:val="22"/>
-                    </w:rPr>
-                  </w:pPr>
-                  <w:r>
-                    <w:rPr>
-                      <w:rFonts w:ascii="Calibri" w:hAnsi="Calibri"/>
                       <w:b/>
                       <w:bCs/>
                       <w:color w:val="000000" w:themeColor="text1"/>
                       <w:sz w:val="22"/>
                       <w:szCs w:val="22"/>
                       <w:u w:val="single"/>
-                    </w:rPr>
-                    <w:t>DESIGNING</w:t>
+                      <w:lang w:val="en-PK"/>
+                    </w:rPr>
+                  </w:pPr>
+                  <w:r>
+                    <w:rPr>
+                      <w:rFonts w:ascii="Calibri" w:hAnsi="Calibri"/>
+                      <w:b/>
+                      <w:bCs/>
+                      <w:color w:val="000000" w:themeColor="text1"/>
+                      <w:sz w:val="22"/>
+                      <w:szCs w:val="22"/>
+                      <w:u w:val="single"/>
+                      <w:lang w:val="en-PK"/>
+                    </w:rPr>
+                    <w:t>UI &amp; Design Tools</w:t>
                   </w:r>
                   <w:r>
                     <w:rPr>
@@ -3137,6 +4274,16 @@
                     </w:rPr>
                     <w:t xml:space="preserve">: </w:t>
                   </w:r>
+                </w:p>
+                <w:p>
+                  <w:pPr>
+                    <w:rPr>
+                      <w:rFonts w:ascii="Calibri" w:hAnsi="Calibri"/>
+                      <w:color w:val="000000" w:themeColor="text1"/>
+                      <w:sz w:val="22"/>
+                      <w:szCs w:val="22"/>
+                    </w:rPr>
+                  </w:pPr>
                   <w:r>
                     <w:rPr>
                       <w:rFonts w:ascii="Calibri" w:hAnsi="Calibri"/>
@@ -3380,20 +4527,10 @@
                       <w:color w:val="000000" w:themeColor="text1"/>
                       <w:sz w:val="22"/>
                       <w:szCs w:val="22"/>
-                    </w:rPr>
-                  </w:pPr>
-                  <w:r>
-                    <w:rPr>
-                      <w:rFonts w:ascii="Calibri" w:hAnsi="Calibri"/>
-                      <w:b/>
-                      <w:bCs/>
-                      <w:color w:val="000000" w:themeColor="text1"/>
-                      <w:sz w:val="22"/>
-                      <w:szCs w:val="22"/>
                       <w:u w:val="single"/>
-                    </w:rPr>
-                    <w:t>Tools</w:t>
-                  </w:r>
+                      <w:lang w:val="en-PK"/>
+                    </w:rPr>
+                  </w:pPr>
                   <w:r>
                     <w:rPr>
                       <w:rFonts w:ascii="Calibri" w:hAnsi="Calibri"/>
@@ -3403,63 +4540,331 @@
                       <w:sz w:val="22"/>
                       <w:szCs w:val="22"/>
                       <w:u w:val="single"/>
-                    </w:rPr>
-                    <w:t xml:space="preserve"> and Technologies</w:t>
-                  </w:r>
-                  <w:r>
-                    <w:rPr>
-                      <w:rFonts w:ascii="Calibri" w:hAnsi="Calibri"/>
-                      <w:color w:val="000000" w:themeColor="text1"/>
-                      <w:sz w:val="22"/>
-                      <w:szCs w:val="22"/>
-                    </w:rPr>
-                    <w:t xml:space="preserve">: </w:t>
+                      <w:lang w:val="en-PK"/>
+                    </w:rPr>
+                    <w:t>Machine Learning &amp; AI</w:t>
+                  </w:r>
+                  <w:r>
+                    <w:rPr>
+                      <w:rFonts w:ascii="Calibri" w:hAnsi="Calibri"/>
+                      <w:b/>
+                      <w:bCs/>
+                      <w:color w:val="000000" w:themeColor="text1"/>
+                      <w:sz w:val="22"/>
+                      <w:szCs w:val="22"/>
+                      <w:u w:val="single"/>
+                      <w:lang w:val="en-PK"/>
+                    </w:rPr>
+                    <w:t>:</w:t>
+                  </w:r>
+                </w:p>
+                <w:p>
+                  <w:pPr>
+                    <w:rPr>
+                      <w:rFonts w:ascii="Calibri" w:hAnsi="Calibri"/>
+                      <w:color w:val="000000" w:themeColor="text1"/>
+                      <w:sz w:val="22"/>
+                      <w:szCs w:val="22"/>
+                      <w:u w:val="single"/>
+                      <w:lang w:val="en-PK"/>
+                    </w:rPr>
+                  </w:pPr>
+                  <w:r>
+                    <w:rPr>
+                      <w:rFonts w:ascii="Calibri" w:hAnsi="Calibri"/>
+                      <w:color w:val="000000" w:themeColor="text1"/>
+                      <w:sz w:val="22"/>
+                      <w:szCs w:val="22"/>
+                    </w:rPr>
+                    <w:t xml:space="preserve">Experienced in </w:t>
+                  </w:r>
+                  <w:r>
+                    <w:rPr>
+                      <w:rFonts w:ascii="Calibri" w:hAnsi="Calibri"/>
+                      <w:b/>
+                      <w:bCs/>
+                      <w:color w:val="000000" w:themeColor="text1"/>
+                      <w:sz w:val="22"/>
+                      <w:szCs w:val="22"/>
+                    </w:rPr>
+                    <w:t>Python-based data analysis and preprocessing</w:t>
+                  </w:r>
+                  <w:r>
+                    <w:rPr>
+                      <w:rFonts w:ascii="Calibri" w:hAnsi="Calibri"/>
+                      <w:color w:val="000000" w:themeColor="text1"/>
+                      <w:sz w:val="22"/>
+                      <w:szCs w:val="22"/>
+                    </w:rPr>
+                    <w:t xml:space="preserve"> using </w:t>
+                  </w:r>
+                  <w:r>
+                    <w:rPr>
+                      <w:rFonts w:ascii="Calibri" w:hAnsi="Calibri"/>
+                      <w:b/>
+                      <w:bCs/>
+                      <w:color w:val="000000" w:themeColor="text1"/>
+                      <w:sz w:val="22"/>
+                      <w:szCs w:val="22"/>
+                    </w:rPr>
+                    <w:t>NumPy, Pandas, Matplotlib, and Seaborn</w:t>
+                  </w:r>
+                  <w:r>
+                    <w:rPr>
+                      <w:rFonts w:ascii="Calibri" w:hAnsi="Calibri"/>
+                      <w:color w:val="000000" w:themeColor="text1"/>
+                      <w:sz w:val="22"/>
+                      <w:szCs w:val="22"/>
+                    </w:rPr>
+                    <w:t xml:space="preserve">. </w:t>
+                  </w:r>
+                  <w:proofErr w:type="gramStart"/>
+                  <w:r>
+                    <w:rPr>
+                      <w:rFonts w:ascii="Calibri" w:hAnsi="Calibri"/>
+                      <w:color w:val="000000" w:themeColor="text1"/>
+                      <w:sz w:val="22"/>
+                      <w:szCs w:val="22"/>
+                    </w:rPr>
+                    <w:t>Skilled</w:t>
+                  </w:r>
+                  <w:proofErr w:type="gramEnd"/>
+                  <w:r>
+                    <w:rPr>
+                      <w:rFonts w:ascii="Calibri" w:hAnsi="Calibri"/>
+                      <w:color w:val="000000" w:themeColor="text1"/>
+                      <w:sz w:val="22"/>
+                      <w:szCs w:val="22"/>
+                    </w:rPr>
+                    <w:t xml:space="preserve"> in applying </w:t>
+                  </w:r>
+                  <w:r>
+                    <w:rPr>
+                      <w:rFonts w:ascii="Calibri" w:hAnsi="Calibri"/>
+                      <w:b/>
+                      <w:bCs/>
+                      <w:color w:val="000000" w:themeColor="text1"/>
+                      <w:sz w:val="22"/>
+                      <w:szCs w:val="22"/>
+                    </w:rPr>
+                    <w:t>machine learning techniques</w:t>
+                  </w:r>
+                  <w:r>
+                    <w:rPr>
+                      <w:rFonts w:ascii="Calibri" w:hAnsi="Calibri"/>
+                      <w:color w:val="000000" w:themeColor="text1"/>
+                      <w:sz w:val="22"/>
+                      <w:szCs w:val="22"/>
+                    </w:rPr>
+                    <w:t xml:space="preserve"> such as </w:t>
+                  </w:r>
+                  <w:r>
+                    <w:rPr>
+                      <w:rFonts w:ascii="Calibri" w:hAnsi="Calibri"/>
+                      <w:b/>
+                      <w:bCs/>
+                      <w:color w:val="000000" w:themeColor="text1"/>
+                      <w:sz w:val="22"/>
+                      <w:szCs w:val="22"/>
+                    </w:rPr>
+                    <w:t>regression, classification, clustering, and decision trees</w:t>
+                  </w:r>
+                  <w:r>
+                    <w:rPr>
+                      <w:rFonts w:ascii="Calibri" w:hAnsi="Calibri"/>
+                      <w:color w:val="000000" w:themeColor="text1"/>
+                      <w:sz w:val="22"/>
+                      <w:szCs w:val="22"/>
+                    </w:rPr>
+                    <w:t xml:space="preserve"> using </w:t>
+                  </w:r>
+                  <w:r>
+                    <w:rPr>
+                      <w:rFonts w:ascii="Calibri" w:hAnsi="Calibri"/>
+                      <w:b/>
+                      <w:bCs/>
+                      <w:color w:val="000000" w:themeColor="text1"/>
+                      <w:sz w:val="22"/>
+                      <w:szCs w:val="22"/>
+                    </w:rPr>
+                    <w:t>Scikit-learn</w:t>
+                  </w:r>
+                  <w:r>
+                    <w:rPr>
+                      <w:rFonts w:ascii="Calibri" w:hAnsi="Calibri"/>
+                      <w:color w:val="000000" w:themeColor="text1"/>
+                      <w:sz w:val="22"/>
+                      <w:szCs w:val="22"/>
+                    </w:rPr>
+                    <w:t xml:space="preserve">. </w:t>
+                  </w:r>
+                  <w:proofErr w:type="gramStart"/>
+                  <w:r>
+                    <w:rPr>
+                      <w:rFonts w:ascii="Calibri" w:hAnsi="Calibri"/>
+                      <w:color w:val="000000" w:themeColor="text1"/>
+                      <w:sz w:val="22"/>
+                      <w:szCs w:val="22"/>
+                    </w:rPr>
+                    <w:t>Familiar</w:t>
+                  </w:r>
+                  <w:proofErr w:type="gramEnd"/>
+                  <w:r>
+                    <w:rPr>
+                      <w:rFonts w:ascii="Calibri" w:hAnsi="Calibri"/>
+                      <w:color w:val="000000" w:themeColor="text1"/>
+                      <w:sz w:val="22"/>
+                      <w:szCs w:val="22"/>
+                    </w:rPr>
+                    <w:t xml:space="preserve"> with </w:t>
+                  </w:r>
+                  <w:r>
+                    <w:rPr>
+                      <w:rFonts w:ascii="Calibri" w:hAnsi="Calibri"/>
+                      <w:b/>
+                      <w:bCs/>
+                      <w:color w:val="000000" w:themeColor="text1"/>
+                      <w:sz w:val="22"/>
+                      <w:szCs w:val="22"/>
+                    </w:rPr>
+                    <w:t>deep learning fundamentals</w:t>
+                  </w:r>
+                  <w:r>
+                    <w:rPr>
+                      <w:rFonts w:ascii="Calibri" w:hAnsi="Calibri"/>
+                      <w:color w:val="000000" w:themeColor="text1"/>
+                      <w:sz w:val="22"/>
+                      <w:szCs w:val="22"/>
+                    </w:rPr>
+                    <w:t xml:space="preserve"> using </w:t>
+                  </w:r>
+                  <w:r>
+                    <w:rPr>
+                      <w:rFonts w:ascii="Calibri" w:hAnsi="Calibri"/>
+                      <w:b/>
+                      <w:bCs/>
+                      <w:color w:val="000000" w:themeColor="text1"/>
+                      <w:sz w:val="22"/>
+                      <w:szCs w:val="22"/>
+                    </w:rPr>
+                    <w:t xml:space="preserve">TensorFlow and </w:t>
                   </w:r>
                   <w:proofErr w:type="spellStart"/>
-                  <w:r>
-                    <w:rPr>
-                      <w:rFonts w:ascii="Calibri" w:hAnsi="Calibri"/>
-                      <w:b/>
-                      <w:bCs/>
-                      <w:color w:val="000000" w:themeColor="text1"/>
-                      <w:sz w:val="22"/>
-                      <w:szCs w:val="22"/>
-                    </w:rPr>
-                    <w:t>TickerQ</w:t>
+                  <w:proofErr w:type="gramStart"/>
+                  <w:r>
+                    <w:rPr>
+                      <w:rFonts w:ascii="Calibri" w:hAnsi="Calibri"/>
+                      <w:b/>
+                      <w:bCs/>
+                      <w:color w:val="000000" w:themeColor="text1"/>
+                      <w:sz w:val="22"/>
+                      <w:szCs w:val="22"/>
+                    </w:rPr>
+                    <w:t>Keras</w:t>
                   </w:r>
                   <w:proofErr w:type="spellEnd"/>
                   <w:r>
                     <w:rPr>
                       <w:rFonts w:ascii="Calibri" w:hAnsi="Calibri"/>
-                      <w:b/>
-                      <w:bCs/>
-                      <w:color w:val="000000" w:themeColor="text1"/>
-                      <w:sz w:val="22"/>
-                      <w:szCs w:val="22"/>
-                    </w:rPr>
-                    <w:t>, RabbitMQ</w:t>
-                  </w:r>
-                  <w:r>
-                    <w:rPr>
-                      <w:rFonts w:ascii="Calibri" w:hAnsi="Calibri"/>
-                      <w:b/>
-                      <w:bCs/>
-                      <w:color w:val="000000" w:themeColor="text1"/>
-                      <w:sz w:val="22"/>
-                      <w:szCs w:val="22"/>
-                    </w:rPr>
-                    <w:t>, Kafka</w:t>
-                  </w:r>
-                  <w:r>
-                    <w:rPr>
-                      <w:rFonts w:ascii="Calibri" w:hAnsi="Calibri"/>
-                      <w:b/>
-                      <w:bCs/>
-                      <w:color w:val="000000" w:themeColor="text1"/>
-                      <w:sz w:val="22"/>
-                      <w:szCs w:val="22"/>
-                    </w:rPr>
-                    <w:t>, IAM, Firebase</w:t>
+                      <w:color w:val="000000" w:themeColor="text1"/>
+                      <w:sz w:val="22"/>
+                      <w:szCs w:val="22"/>
+                    </w:rPr>
+                    <w:t>, and</w:t>
+                  </w:r>
+                  <w:proofErr w:type="gramEnd"/>
+                  <w:r>
+                    <w:rPr>
+                      <w:rFonts w:ascii="Calibri" w:hAnsi="Calibri"/>
+                      <w:color w:val="000000" w:themeColor="text1"/>
+                      <w:sz w:val="22"/>
+                      <w:szCs w:val="22"/>
+                    </w:rPr>
+                    <w:t xml:space="preserve"> experienced in </w:t>
+                  </w:r>
+                  <w:r>
+                    <w:rPr>
+                      <w:rFonts w:ascii="Calibri" w:hAnsi="Calibri"/>
+                      <w:b/>
+                      <w:bCs/>
+                      <w:color w:val="000000" w:themeColor="text1"/>
+                      <w:sz w:val="22"/>
+                      <w:szCs w:val="22"/>
+                    </w:rPr>
+                    <w:t>OCR and text extraction</w:t>
+                  </w:r>
+                  <w:r>
+                    <w:rPr>
+                      <w:rFonts w:ascii="Calibri" w:hAnsi="Calibri"/>
+                      <w:color w:val="000000" w:themeColor="text1"/>
+                      <w:sz w:val="22"/>
+                      <w:szCs w:val="22"/>
+                    </w:rPr>
+                    <w:t xml:space="preserve"> using </w:t>
+                  </w:r>
+                  <w:r>
+                    <w:rPr>
+                      <w:rFonts w:ascii="Calibri" w:hAnsi="Calibri"/>
+                      <w:b/>
+                      <w:bCs/>
+                      <w:color w:val="000000" w:themeColor="text1"/>
+                      <w:sz w:val="22"/>
+                      <w:szCs w:val="22"/>
+                    </w:rPr>
+                    <w:t>Tesseract (</w:t>
+                  </w:r>
+                  <w:proofErr w:type="spellStart"/>
+                  <w:r>
+                    <w:rPr>
+                      <w:rFonts w:ascii="Calibri" w:hAnsi="Calibri"/>
+                      <w:b/>
+                      <w:bCs/>
+                      <w:color w:val="000000" w:themeColor="text1"/>
+                      <w:sz w:val="22"/>
+                      <w:szCs w:val="22"/>
+                    </w:rPr>
+                    <w:t>Pytesseract</w:t>
+                  </w:r>
+                  <w:proofErr w:type="spellEnd"/>
+                  <w:r>
+                    <w:rPr>
+                      <w:rFonts w:ascii="Calibri" w:hAnsi="Calibri"/>
+                      <w:b/>
+                      <w:bCs/>
+                      <w:color w:val="000000" w:themeColor="text1"/>
+                      <w:sz w:val="22"/>
+                      <w:szCs w:val="22"/>
+                    </w:rPr>
+                    <w:t>)</w:t>
+                  </w:r>
+                  <w:r>
+                    <w:rPr>
+                      <w:rFonts w:ascii="Calibri" w:hAnsi="Calibri"/>
+                      <w:color w:val="000000" w:themeColor="text1"/>
+                      <w:sz w:val="22"/>
+                      <w:szCs w:val="22"/>
+                    </w:rPr>
+                    <w:t xml:space="preserve">. Proven ability to </w:t>
+                  </w:r>
+                  <w:r>
+                    <w:rPr>
+                      <w:rFonts w:ascii="Calibri" w:hAnsi="Calibri"/>
+                      <w:b/>
+                      <w:bCs/>
+                      <w:color w:val="000000" w:themeColor="text1"/>
+                      <w:sz w:val="22"/>
+                      <w:szCs w:val="22"/>
+                    </w:rPr>
+                    <w:t>integrate ML models into web and mobile applications</w:t>
+                  </w:r>
+                  <w:r>
+                    <w:rPr>
+                      <w:rFonts w:ascii="Calibri" w:hAnsi="Calibri"/>
+                      <w:color w:val="000000" w:themeColor="text1"/>
+                      <w:sz w:val="22"/>
+                      <w:szCs w:val="22"/>
+                    </w:rPr>
+                    <w:t xml:space="preserve"> via APIs.</w:t>
                   </w:r>
                 </w:p>
                 <w:p>
@@ -3630,6 +5035,163 @@
                   <w:pPr>
                     <w:rPr>
                       <w:rFonts w:ascii="Calibri" w:hAnsi="Calibri"/>
+                      <w:b/>
+                      <w:bCs/>
+                      <w:color w:val="000000" w:themeColor="text1"/>
+                      <w:sz w:val="22"/>
+                      <w:szCs w:val="22"/>
+                      <w:u w:val="single"/>
+                      <w:lang w:val="en-PK"/>
+                    </w:rPr>
+                  </w:pPr>
+                  <w:r>
+                    <w:rPr>
+                      <w:rFonts w:ascii="Calibri" w:hAnsi="Calibri"/>
+                      <w:b/>
+                      <w:bCs/>
+                      <w:color w:val="000000" w:themeColor="text1"/>
+                      <w:sz w:val="22"/>
+                      <w:szCs w:val="22"/>
+                      <w:u w:val="single"/>
+                      <w:lang w:val="en-PK"/>
+                    </w:rPr>
+                    <w:t>Messaging, Integration &amp; Tools</w:t>
+                  </w:r>
+                  <w:r>
+                    <w:rPr>
+                      <w:rFonts w:ascii="Calibri" w:hAnsi="Calibri"/>
+                      <w:color w:val="000000" w:themeColor="text1"/>
+                      <w:sz w:val="22"/>
+                      <w:szCs w:val="22"/>
+                    </w:rPr>
+                    <w:t xml:space="preserve">: </w:t>
+                  </w:r>
+                </w:p>
+                <w:p>
+                  <w:pPr>
+                    <w:rPr>
+                      <w:rFonts w:ascii="Calibri" w:hAnsi="Calibri"/>
+                      <w:color w:val="000000" w:themeColor="text1"/>
+                      <w:sz w:val="22"/>
+                      <w:szCs w:val="22"/>
+                    </w:rPr>
+                  </w:pPr>
+                  <w:r>
+                    <w:rPr>
+                      <w:rFonts w:ascii="Calibri" w:hAnsi="Calibri"/>
+                      <w:color w:val="000000" w:themeColor="text1"/>
+                      <w:sz w:val="22"/>
+                      <w:szCs w:val="22"/>
+                    </w:rPr>
+                    <w:t xml:space="preserve">Experienced in building </w:t>
+                  </w:r>
+                  <w:r>
+                    <w:rPr>
+                      <w:rFonts w:ascii="Calibri" w:hAnsi="Calibri"/>
+                      <w:b/>
+                      <w:bCs/>
+                      <w:color w:val="000000" w:themeColor="text1"/>
+                      <w:sz w:val="22"/>
+                      <w:szCs w:val="22"/>
+                    </w:rPr>
+                    <w:t>event-driven and message-based architectures</w:t>
+                  </w:r>
+                  <w:r>
+                    <w:rPr>
+                      <w:rFonts w:ascii="Calibri" w:hAnsi="Calibri"/>
+                      <w:color w:val="000000" w:themeColor="text1"/>
+                      <w:sz w:val="22"/>
+                      <w:szCs w:val="22"/>
+                    </w:rPr>
+                    <w:t xml:space="preserve"> using </w:t>
+                  </w:r>
+                  <w:r>
+                    <w:rPr>
+                      <w:rFonts w:ascii="Calibri" w:hAnsi="Calibri"/>
+                      <w:b/>
+                      <w:bCs/>
+                      <w:color w:val="000000" w:themeColor="text1"/>
+                      <w:sz w:val="22"/>
+                      <w:szCs w:val="22"/>
+                    </w:rPr>
+                    <w:t>RabbitMQ and Apache Kafka</w:t>
+                  </w:r>
+                  <w:r>
+                    <w:rPr>
+                      <w:rFonts w:ascii="Calibri" w:hAnsi="Calibri"/>
+                      <w:color w:val="000000" w:themeColor="text1"/>
+                      <w:sz w:val="22"/>
+                      <w:szCs w:val="22"/>
+                    </w:rPr>
+                    <w:t xml:space="preserve">. Skilled in integrating </w:t>
+                  </w:r>
+                  <w:r>
+                    <w:rPr>
+                      <w:rFonts w:ascii="Calibri" w:hAnsi="Calibri"/>
+                      <w:b/>
+                      <w:bCs/>
+                      <w:color w:val="000000" w:themeColor="text1"/>
+                      <w:sz w:val="22"/>
+                      <w:szCs w:val="22"/>
+                    </w:rPr>
+                    <w:t>Firebase</w:t>
+                  </w:r>
+                  <w:r>
+                    <w:rPr>
+                      <w:rFonts w:ascii="Calibri" w:hAnsi="Calibri"/>
+                      <w:color w:val="000000" w:themeColor="text1"/>
+                      <w:sz w:val="22"/>
+                      <w:szCs w:val="22"/>
+                    </w:rPr>
+                    <w:t xml:space="preserve"> for real-time data, authentication, and backend services. Experienced in implementing </w:t>
+                  </w:r>
+                  <w:r>
+                    <w:rPr>
+                      <w:rFonts w:ascii="Calibri" w:hAnsi="Calibri"/>
+                      <w:b/>
+                      <w:bCs/>
+                      <w:color w:val="000000" w:themeColor="text1"/>
+                      <w:sz w:val="22"/>
+                      <w:szCs w:val="22"/>
+                    </w:rPr>
+                    <w:t>background processing and job scheduling systems</w:t>
+                  </w:r>
+                  <w:r>
+                    <w:rPr>
+                      <w:rFonts w:ascii="Calibri" w:hAnsi="Calibri"/>
+                      <w:color w:val="000000" w:themeColor="text1"/>
+                      <w:sz w:val="22"/>
+                      <w:szCs w:val="22"/>
+                    </w:rPr>
+                    <w:t xml:space="preserve"> such as </w:t>
+                  </w:r>
+                  <w:proofErr w:type="spellStart"/>
+                  <w:r>
+                    <w:rPr>
+                      <w:rFonts w:ascii="Calibri" w:hAnsi="Calibri"/>
+                      <w:b/>
+                      <w:bCs/>
+                      <w:color w:val="000000" w:themeColor="text1"/>
+                      <w:sz w:val="22"/>
+                      <w:szCs w:val="22"/>
+                    </w:rPr>
+                    <w:t>TickerQ</w:t>
+                  </w:r>
+                  <w:proofErr w:type="spellEnd"/>
+                  <w:r>
+                    <w:rPr>
+                      <w:rFonts w:ascii="Calibri" w:hAnsi="Calibri"/>
+                      <w:color w:val="000000" w:themeColor="text1"/>
+                      <w:sz w:val="22"/>
+                      <w:szCs w:val="22"/>
+                    </w:rPr>
+                    <w:t xml:space="preserve"> to support asynchronous workloads.</w:t>
+                  </w:r>
+                </w:p>
+                <w:p>
+                  <w:pPr>
+                    <w:rPr>
+                      <w:rFonts w:ascii="Calibri" w:hAnsi="Calibri"/>
                       <w:caps/>
                       <w:noProof/>
                       <w:color w:val="000000" w:themeColor="text1"/>
@@ -3637,6 +5199,151 @@
                       <w:szCs w:val="22"/>
                     </w:rPr>
                   </w:pPr>
+                  <w:r>
+                    <w:rPr>
+                      <w:rFonts w:ascii="Calibri" w:hAnsi="Calibri"/>
+                      <w:caps/>
+                      <w:noProof/>
+                      <w:color w:val="000000" w:themeColor="text1"/>
+                      <w:sz w:val="22"/>
+                      <w:szCs w:val="22"/>
+                    </w:rPr>
+                    <mc:AlternateContent>
+                      <mc:Choice Requires="wpg">
+                        <w:drawing>
+                          <wp:anchor distT="0" distB="0" distL="114300" distR="114300" simplePos="0" relativeHeight="251721728" behindDoc="0" locked="0" layoutInCell="1" allowOverlap="1" wp14:anchorId="5A165C67" wp14:editId="26E3CAD7">
+                            <wp:simplePos x="0" y="0"/>
+                            <wp:positionH relativeFrom="column">
+                              <wp:posOffset>8255</wp:posOffset>
+                            </wp:positionH>
+                            <wp:positionV relativeFrom="paragraph">
+                              <wp:posOffset>635</wp:posOffset>
+                            </wp:positionV>
+                            <wp:extent cx="1579880" cy="52705"/>
+                            <wp:effectExtent l="0" t="0" r="1270" b="4445"/>
+                            <wp:wrapNone/>
+                            <wp:docPr id="237771962" name="Group 4"/>
+                            <wp:cNvGraphicFramePr>
+                              <a:graphicFrameLocks xmlns:a="http://schemas.openxmlformats.org/drawingml/2006/main"/>
+                            </wp:cNvGraphicFramePr>
+                            <a:graphic xmlns:a="http://schemas.openxmlformats.org/drawingml/2006/main">
+                              <a:graphicData uri="http://schemas.microsoft.com/office/word/2010/wordprocessingGroup">
+                                <wpg:wgp>
+                                  <wpg:cNvGrpSpPr>
+                                    <a:grpSpLocks/>
+                                  </wpg:cNvGrpSpPr>
+                                  <wpg:grpSpPr>
+                                    <a:xfrm>
+                                      <a:off x="0" y="0"/>
+                                      <a:ext cx="1579880" cy="52705"/>
+                                      <a:chOff x="0" y="0"/>
+                                      <a:chExt cx="1579880" cy="52705"/>
+                                    </a:xfrm>
+                                  </wpg:grpSpPr>
+                                  <wps:wsp>
+                                    <wps:cNvPr id="407113449" name="Rectangle 407113449"/>
+                                    <wps:cNvSpPr/>
+                                    <wps:spPr>
+                                      <a:xfrm>
+                                        <a:off x="0" y="0"/>
+                                        <a:ext cx="1579880" cy="52070"/>
+                                      </a:xfrm>
+                                      <a:prstGeom prst="rect">
+                                        <a:avLst/>
+                                      </a:prstGeom>
+                                      <a:solidFill>
+                                        <a:srgbClr val="BBBCBE"/>
+                                      </a:solidFill>
+                                      <a:ln>
+                                        <a:noFill/>
+                                      </a:ln>
+                                    </wps:spPr>
+                                    <wps:style>
+                                      <a:lnRef idx="2">
+                                        <a:schemeClr val="accent1">
+                                          <a:shade val="50000"/>
+                                        </a:schemeClr>
+                                      </a:lnRef>
+                                      <a:fillRef idx="1">
+                                        <a:schemeClr val="accent1"/>
+                                      </a:fillRef>
+                                      <a:effectRef idx="0">
+                                        <a:schemeClr val="accent1"/>
+                                      </a:effectRef>
+                                      <a:fontRef idx="minor">
+                                        <a:schemeClr val="lt1"/>
+                                      </a:fontRef>
+                                    </wps:style>
+                                    <wps:bodyPr rot="0" spcFirstLastPara="0" vertOverflow="overflow" horzOverflow="overflow" vert="horz" wrap="square" lIns="91440" tIns="45720" rIns="91440" bIns="45720" numCol="1" spcCol="0" rtlCol="0" fromWordArt="0" anchor="ctr" anchorCtr="0" forceAA="0" compatLnSpc="1">
+                                      <a:prstTxWarp prst="textNoShape">
+                                        <a:avLst/>
+                                      </a:prstTxWarp>
+                                      <a:noAutofit/>
+                                    </wps:bodyPr>
+                                  </wps:wsp>
+                                  <wps:wsp>
+                                    <wps:cNvPr id="991462644" name="Rectangle 991462644"/>
+                                    <wps:cNvSpPr/>
+                                    <wps:spPr>
+                                      <a:xfrm>
+                                        <a:off x="0" y="0"/>
+                                        <a:ext cx="1228725" cy="52705"/>
+                                      </a:xfrm>
+                                      <a:prstGeom prst="rect">
+                                        <a:avLst/>
+                                      </a:prstGeom>
+                                      <a:solidFill>
+                                        <a:schemeClr val="tx1"/>
+                                      </a:solidFill>
+                                      <a:ln>
+                                        <a:noFill/>
+                                      </a:ln>
+                                    </wps:spPr>
+                                    <wps:style>
+                                      <a:lnRef idx="2">
+                                        <a:schemeClr val="accent1">
+                                          <a:shade val="50000"/>
+                                        </a:schemeClr>
+                                      </a:lnRef>
+                                      <a:fillRef idx="1">
+                                        <a:schemeClr val="accent1"/>
+                                      </a:fillRef>
+                                      <a:effectRef idx="0">
+                                        <a:schemeClr val="accent1"/>
+                                      </a:effectRef>
+                                      <a:fontRef idx="minor">
+                                        <a:schemeClr val="lt1"/>
+                                      </a:fontRef>
+                                    </wps:style>
+                                    <wps:bodyPr rot="0" spcFirstLastPara="0" vertOverflow="overflow" horzOverflow="overflow" vert="horz" wrap="square" lIns="91440" tIns="45720" rIns="91440" bIns="45720" numCol="1" spcCol="0" rtlCol="0" fromWordArt="0" anchor="ctr" anchorCtr="0" forceAA="0" compatLnSpc="1">
+                                      <a:prstTxWarp prst="textNoShape">
+                                        <a:avLst/>
+                                      </a:prstTxWarp>
+                                      <a:noAutofit/>
+                                    </wps:bodyPr>
+                                  </wps:wsp>
+                                </wpg:wgp>
+                              </a:graphicData>
+                            </a:graphic>
+                            <wp14:sizeRelH relativeFrom="page">
+                              <wp14:pctWidth>0</wp14:pctWidth>
+                            </wp14:sizeRelH>
+                            <wp14:sizeRelV relativeFrom="page">
+                              <wp14:pctHeight>0</wp14:pctHeight>
+                            </wp14:sizeRelV>
+                          </wp:anchor>
+                        </w:drawing>
+                      </mc:Choice>
+                      <mc:Fallback>
+                        <w:pict>
+                          <v:group w14:anchorId="6CB77ECC" id="Group 4" o:spid="_x0000_s1026" style="position:absolute;margin-left:.65pt;margin-top:.05pt;width:124.4pt;height:4.15pt;z-index:251721728" coordsize="15798,527" o:gfxdata="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">
+                            <v:rect id="Rectangle 407113449" o:spid="_x0000_s1027" style="position:absolute;width:15798;height:520;visibility:visible;mso-wrap-style:square;v-text-anchor:middle" o:gfxdata="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" fillcolor="#bbbcbe" stroked="f" strokeweight="1pt"/>
+                            <v:rect id="Rectangle 991462644" o:spid="_x0000_s1028" style="position:absolute;width:12287;height:527;visibility:visible;mso-wrap-style:square;v-text-anchor:middle" o:gfxdata="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" fillcolor="black [3213]" stroked="f" strokeweight="1pt"/>
+                          </v:group>
+                        </w:pict>
+                      </mc:Fallback>
+                    </mc:AlternateContent>
+                  </w:r>
                 </w:p>
               </w:tc>
             </w:tr>
@@ -6085,7 +7792,17 @@
                       <w:sz w:val="24"/>
                       <w:szCs w:val="24"/>
                     </w:rPr>
-                    <w:t xml:space="preserve">End-to-end meetings with stakeholders for process improvement, planning, integration, and delivery management. </w:t>
+                    <w:t xml:space="preserve">End-to-end meetings with stakeholders for process improvement, planning, integration, and delivery </w:t>
+                  </w:r>
+                  <w:r>
+                    <w:rPr>
+                      <w:rFonts w:ascii="Calibri" w:hAnsi="Calibri" w:cs="Calibri"/>
+                      <w:color w:val="000000" w:themeColor="text1"/>
+                      <w:sz w:val="24"/>
+                      <w:szCs w:val="24"/>
+                    </w:rPr>
+                    <w:lastRenderedPageBreak/>
+                    <w:t xml:space="preserve">management. </w:t>
                   </w:r>
                 </w:p>
               </w:tc>
@@ -6460,10 +8177,10 @@
                       <w:color w:val="000000" w:themeColor="text1"/>
                     </w:rPr>
                     <w:object w:dxaOrig="2895" w:dyaOrig="1425" w14:anchorId="437A89EC">
-                      <v:shape id="_x0000_i1025" type="#_x0000_t75" style="width:115.2pt;height:43.2pt" o:ole="">
+                      <v:shape id="_x0000_i1027" type="#_x0000_t75" style="width:115.55pt;height:43.55pt" o:ole="">
                         <v:imagedata r:id="rId11" o:title=""/>
                       </v:shape>
-                      <o:OLEObject Type="Embed" ProgID="PBrush" ShapeID="_x0000_i1025" DrawAspect="Content" ObjectID="_1812011418" r:id="rId12"/>
+                      <o:OLEObject Type="Embed" ProgID="PBrush" ShapeID="_x0000_i1027" DrawAspect="Content" ObjectID="_1827948192" r:id="rId12"/>
                     </w:object>
                   </w:r>
                 </w:p>
@@ -8578,6 +10295,7 @@
                       <w:rFonts w:ascii="Calibri" w:hAnsi="Calibri" w:cs="Calibri"/>
                       <w:color w:val="000000" w:themeColor="text1"/>
                     </w:rPr>
+                    <w:lastRenderedPageBreak/>
                     <w:t>July 2007 - Aug 2010</w:t>
                   </w:r>
                 </w:p>
@@ -8626,6 +10344,7 @@
                       <w:sz w:val="18"/>
                       <w:szCs w:val="18"/>
                     </w:rPr>
+                    <w:lastRenderedPageBreak/>
                     <w:drawing>
                       <wp:inline distT="0" distB="0" distL="0" distR="0" wp14:anchorId="2C76E810" wp14:editId="644ABA42">
                         <wp:extent cx="1304925" cy="393065"/>
@@ -9371,139 +11090,188 @@
 <file path=word/numbering.xml><?xml version="1.0" encoding="utf-8"?>
 <w:numbering xmlns:wpc="http://schemas.microsoft.com/office/word/2010/wordprocessingCanvas" xmlns:cx="http://schemas.microsoft.com/office/drawing/2014/chartex" xmlns:cx1="http://schemas.microsoft.com/office/drawing/2015/9/8/chartex" xmlns:cx2="http://schemas.microsoft.com/office/drawing/2015/10/21/chartex" xmlns:cx3="http://schemas.microsoft.com/office/drawing/2016/5/9/chartex" xmlns:cx4="http://schemas.microsoft.com/office/drawing/2016/5/10/chartex" xmlns:cx5="http://schemas.microsoft.com/office/drawing/2016/5/11/chartex" xmlns:cx6="http://schemas.microsoft.com/office/drawing/2016/5/12/chartex" xmlns:cx7="http://schemas.microsoft.com/office/drawing/2016/5/13/chartex" xmlns:cx8="http://schemas.microsoft.com/office/drawing/2016/5/14/chartex" xmlns:mc="http://schemas.openxmlformats.org/markup-compatibility/2006" xmlns:aink="http://schemas.microsoft.com/office/drawing/2016/ink" xmlns:am3d="http://schemas.microsoft.com/office/drawing/2017/model3d" xmlns:o="urn:schemas-microsoft-com:office:office" xmlns:oel="http://schemas.microsoft.com/office/2019/extlst" xmlns:r="http://schemas.openxmlformats.org/officeDocument/2006/relationships" xmlns:m="http://schemas.openxmlformats.org/officeDocument/2006/math" xmlns:v="urn:schemas-microsoft-com:vml" xmlns:wp14="http://schemas.microsoft.com/office/word/2010/wordprocessingDrawing" xmlns:wp="http://schemas.openxmlformats.org/drawingml/2006/wordprocessingDrawing" xmlns:w10="urn:schemas-microsoft-com:office:word" xmlns:w="http://schemas.openxmlformats.org/wordprocessingml/2006/main" xmlns:w14="http://schemas.microsoft.com/office/word/2010/wordml" xmlns:w15="http://schemas.microsoft.com/office/word/2012/wordml" xmlns:w16cex="http://schemas.microsoft.com/office/word/2018/wordml/cex" xmlns:w16cid="http://schemas.microsoft.com/office/word/2016/wordml/cid" xmlns:w16="http://schemas.microsoft.com/office/word/2018/wordml" xmlns:w16du="http://schemas.microsoft.com/office/word/2023/wordml/word16du" xmlns:w16sdtdh="http://schemas.microsoft.com/office/word/2020/wordml/sdtdatahash" xmlns:w16sdtfl="http://schemas.microsoft.com/office/word/2024/wordml/sdtformatlock" xmlns:w16se="http://schemas.microsoft.com/office/word/2015/wordml/symex" xmlns:wpg="http://schemas.microsoft.com/office/word/2010/wordprocessingGroup" xmlns:wpi="http://schemas.microsoft.com/office/word/2010/wordprocessingInk" xmlns:wne="http://schemas.microsoft.com/office/word/2006/wordml" xmlns:wps="http://schemas.microsoft.com/office/word/2010/wordprocessingShape" mc:Ignorable="w14 w15 w16se w16cid w16 w16cex w16sdtdh w16sdtfl w16du wp14">
   <w:numPicBullet w:numPicBulletId="0">
-    <mc:AlternateContent>
-      <mc:Choice Requires="v">
-        <w:pict>
-          <v:shapetype w14:anchorId="48DB51D0" id="_x0000_t75" coordsize="21600,21600" o:spt="75" o:preferrelative="t" path="m@4@5l@4@11@9@11@9@5xe" filled="f" stroked="f">
-            <v:stroke joinstyle="miter"/>
-            <v:formulas>
-              <v:f eqn="if lineDrawn pixelLineWidth 0"/>
-              <v:f eqn="sum @0 1 0"/>
-              <v:f eqn="sum 0 0 @1"/>
-              <v:f eqn="prod @2 1 2"/>
-              <v:f eqn="prod @3 21600 pixelWidth"/>
-              <v:f eqn="prod @3 21600 pixelHeight"/>
-              <v:f eqn="sum @0 0 1"/>
-              <v:f eqn="prod @6 1 2"/>
-              <v:f eqn="prod @7 21600 pixelWidth"/>
-              <v:f eqn="sum @8 21600 0"/>
-              <v:f eqn="prod @7 21600 pixelHeight"/>
-              <v:f eqn="sum @10 21600 0"/>
-            </v:formulas>
-            <v:path o:extrusionok="f" gradientshapeok="t" o:connecttype="rect"/>
-            <o:lock v:ext="edit" aspectratio="t"/>
-          </v:shapetype>
-          <v:shape id="Picture 1761627056" o:spid="_x0000_i1025" type="#_x0000_t75" style="width:14.15pt;height:14.15pt;visibility:visible;mso-wrap-style:square">
-            <v:imagedata r:id="rId1" o:title=""/>
-          </v:shape>
-        </w:pict>
-      </mc:Choice>
-      <mc:Fallback>
-        <w:drawing>
-          <wp:inline distT="0" distB="0" distL="0" distR="0" wp14:anchorId="03875E8F" wp14:editId="7B4357C2">
-            <wp:extent cx="179810" cy="179705"/>
-            <wp:effectExtent l="0" t="0" r="0" b="0"/>
-            <wp:docPr id="1761627056" name="Picture 1761627056"/>
-            <wp:cNvGraphicFramePr/>
-            <a:graphic xmlns:a="http://schemas.openxmlformats.org/drawingml/2006/main">
-              <a:graphicData uri="http://schemas.openxmlformats.org/drawingml/2006/picture">
-                <pic:pic xmlns:pic="http://schemas.openxmlformats.org/drawingml/2006/picture">
-                  <pic:nvPicPr>
-                    <pic:cNvPr id="33" name="Picture 33"/>
-                    <pic:cNvPicPr/>
-                  </pic:nvPicPr>
-                  <pic:blipFill>
-                    <a:blip r:embed="rId2">
-                      <a:extLst>
-                        <a:ext uri="{28A0092B-C50C-407E-A947-70E740481C1C}">
-                          <a14:useLocalDpi xmlns:a14="http://schemas.microsoft.com/office/drawing/2010/main" val="0"/>
-                        </a:ext>
-                      </a:extLst>
-                    </a:blip>
-                    <a:srcRect/>
-                    <a:stretch>
-                      <a:fillRect/>
-                    </a:stretch>
-                  </pic:blipFill>
-                  <pic:spPr bwMode="auto">
-                    <a:xfrm>
-                      <a:off x="0" y="0"/>
-                      <a:ext cx="179810" cy="179705"/>
-                    </a:xfrm>
-                    <a:prstGeom prst="rect">
-                      <a:avLst/>
-                    </a:prstGeom>
-                    <a:noFill/>
-                    <a:ln>
-                      <a:noFill/>
-                    </a:ln>
-                  </pic:spPr>
-                </pic:pic>
-              </a:graphicData>
-            </a:graphic>
-          </wp:inline>
-        </w:drawing>
-      </mc:Fallback>
-    </mc:AlternateContent>
+    <w:pict>
+      <v:shapetype id="_x0000_t75" coordsize="21600,21600" o:spt="75" o:preferrelative="t" path="m@4@5l@4@11@9@11@9@5xe" filled="f" stroked="f">
+        <v:stroke joinstyle="miter"/>
+        <v:formulas>
+          <v:f eqn="if lineDrawn pixelLineWidth 0"/>
+          <v:f eqn="sum @0 1 0"/>
+          <v:f eqn="sum 0 0 @1"/>
+          <v:f eqn="prod @2 1 2"/>
+          <v:f eqn="prod @3 21600 pixelWidth"/>
+          <v:f eqn="prod @3 21600 pixelHeight"/>
+          <v:f eqn="sum @0 0 1"/>
+          <v:f eqn="prod @6 1 2"/>
+          <v:f eqn="prod @7 21600 pixelWidth"/>
+          <v:f eqn="sum @8 21600 0"/>
+          <v:f eqn="prod @7 21600 pixelHeight"/>
+          <v:f eqn="sum @10 21600 0"/>
+        </v:formulas>
+        <v:path o:extrusionok="f" gradientshapeok="t" o:connecttype="rect"/>
+        <o:lock v:ext="edit" aspectratio="t"/>
+      </v:shapetype>
+      <v:shape id="Picture 1761627056" o:spid="_x0000_i1025" type="#_x0000_t75" style="width:14.25pt;height:14.25pt;visibility:visible;mso-wrap-style:square" o:bullet="t">
+        <v:imagedata r:id="rId1" o:title=""/>
+      </v:shape>
+    </w:pict>
   </w:numPicBullet>
   <w:numPicBullet w:numPicBulletId="1">
-    <mc:AlternateContent>
-      <mc:Choice Requires="v">
-        <w:pict>
-          <v:shape w14:anchorId="3CA9BEE8" id="Picture 1297705381" o:spid="_x0000_i1025" type="#_x0000_t75" style="width:12.7pt;height:12.7pt;visibility:visible;mso-wrap-style:square">
-            <v:imagedata r:id="rId3" o:title=""/>
-          </v:shape>
-        </w:pict>
-      </mc:Choice>
-      <mc:Fallback>
-        <w:drawing>
-          <wp:inline distT="0" distB="0" distL="0" distR="0" wp14:anchorId="618A9613" wp14:editId="1CAC469F">
-            <wp:extent cx="161605" cy="161605"/>
-            <wp:effectExtent l="0" t="0" r="0" b="0"/>
-            <wp:docPr id="1297705381" name="Picture 1297705381"/>
-            <wp:cNvGraphicFramePr/>
-            <a:graphic xmlns:a="http://schemas.openxmlformats.org/drawingml/2006/main">
-              <a:graphicData uri="http://schemas.openxmlformats.org/drawingml/2006/picture">
-                <pic:pic xmlns:pic="http://schemas.openxmlformats.org/drawingml/2006/picture">
-                  <pic:nvPicPr>
-                    <pic:cNvPr id="35" name="Picture 35"/>
-                    <pic:cNvPicPr/>
-                  </pic:nvPicPr>
-                  <pic:blipFill>
-                    <a:blip r:embed="rId4">
-                      <a:extLst>
-                        <a:ext uri="{28A0092B-C50C-407E-A947-70E740481C1C}">
-                          <a14:useLocalDpi xmlns:a14="http://schemas.microsoft.com/office/drawing/2010/main" val="0"/>
-                        </a:ext>
-                      </a:extLst>
-                    </a:blip>
-                    <a:srcRect/>
-                    <a:stretch>
-                      <a:fillRect/>
-                    </a:stretch>
-                  </pic:blipFill>
-                  <pic:spPr bwMode="auto">
-                    <a:xfrm>
-                      <a:off x="0" y="0"/>
-                      <a:ext cx="141605" cy="141605"/>
-                    </a:xfrm>
-                    <a:prstGeom prst="rect">
-                      <a:avLst/>
-                    </a:prstGeom>
-                    <a:noFill/>
-                    <a:ln>
-                      <a:noFill/>
-                    </a:ln>
-                  </pic:spPr>
-                </pic:pic>
-              </a:graphicData>
-            </a:graphic>
-          </wp:inline>
-        </w:drawing>
-      </mc:Fallback>
-    </mc:AlternateContent>
+    <w:pict>
+      <v:shape id="Picture 1297705381" o:spid="_x0000_i1026" type="#_x0000_t75" style="width:12.55pt;height:12.55pt;visibility:visible;mso-wrap-style:square" o:bullet="t">
+        <v:imagedata r:id="rId2" o:title=""/>
+      </v:shape>
+    </w:pict>
   </w:numPicBullet>
   <w:abstractNum w:abstractNumId="0" w15:restartNumberingAfterBreak="0">
+    <w:nsid w:val="0BB2591C"/>
+    <w:multiLevelType w:val="multilevel"/>
+    <w:tmpl w:val="BF665F94"/>
+    <w:lvl w:ilvl="0">
+      <w:start w:val="1"/>
+      <w:numFmt w:val="bullet"/>
+      <w:lvlText w:val=""/>
+      <w:lvlJc w:val="left"/>
+      <w:pPr>
+        <w:tabs>
+          <w:tab w:val="num" w:pos="720"/>
+        </w:tabs>
+        <w:ind w:left="720" w:hanging="360"/>
+      </w:pPr>
+      <w:rPr>
+        <w:rFonts w:ascii="Symbol" w:hAnsi="Symbol" w:hint="default"/>
+        <w:sz w:val="20"/>
+      </w:rPr>
+    </w:lvl>
+    <w:lvl w:ilvl="1" w:tentative="1">
+      <w:start w:val="1"/>
+      <w:numFmt w:val="bullet"/>
+      <w:lvlText w:val="o"/>
+      <w:lvlJc w:val="left"/>
+      <w:pPr>
+        <w:tabs>
+          <w:tab w:val="num" w:pos="1440"/>
+        </w:tabs>
+        <w:ind w:left="1440" w:hanging="360"/>
+      </w:pPr>
+      <w:rPr>
+        <w:rFonts w:ascii="Courier New" w:hAnsi="Courier New" w:hint="default"/>
+        <w:sz w:val="20"/>
+      </w:rPr>
+    </w:lvl>
+    <w:lvl w:ilvl="2" w:tentative="1">
+      <w:start w:val="1"/>
+      <w:numFmt w:val="bullet"/>
+      <w:lvlText w:val=""/>
+      <w:lvlJc w:val="left"/>
+      <w:pPr>
+        <w:tabs>
+          <w:tab w:val="num" w:pos="2160"/>
+        </w:tabs>
+        <w:ind w:left="2160" w:hanging="360"/>
+      </w:pPr>
+      <w:rPr>
+        <w:rFonts w:ascii="Wingdings" w:hAnsi="Wingdings" w:hint="default"/>
+        <w:sz w:val="20"/>
+      </w:rPr>
+    </w:lvl>
+    <w:lvl w:ilvl="3" w:tentative="1">
+      <w:start w:val="1"/>
+      <w:numFmt w:val="bullet"/>
+      <w:lvlText w:val=""/>
+      <w:lvlJc w:val="left"/>
+      <w:pPr>
+        <w:tabs>
+          <w:tab w:val="num" w:pos="2880"/>
+        </w:tabs>
+        <w:ind w:left="2880" w:hanging="360"/>
+      </w:pPr>
+      <w:rPr>
+        <w:rFonts w:ascii="Wingdings" w:hAnsi="Wingdings" w:hint="default"/>
+        <w:sz w:val="20"/>
+      </w:rPr>
+    </w:lvl>
+    <w:lvl w:ilvl="4" w:tentative="1">
+      <w:start w:val="1"/>
+      <w:numFmt w:val="bullet"/>
+      <w:lvlText w:val=""/>
+      <w:lvlJc w:val="left"/>
+      <w:pPr>
+        <w:tabs>
+          <w:tab w:val="num" w:pos="3600"/>
+        </w:tabs>
+        <w:ind w:left="3600" w:hanging="360"/>
+      </w:pPr>
+      <w:rPr>
+        <w:rFonts w:ascii="Wingdings" w:hAnsi="Wingdings" w:hint="default"/>
+        <w:sz w:val="20"/>
+      </w:rPr>
+    </w:lvl>
+    <w:lvl w:ilvl="5" w:tentative="1">
+      <w:start w:val="1"/>
+      <w:numFmt w:val="bullet"/>
+      <w:lvlText w:val=""/>
+      <w:lvlJc w:val="left"/>
+      <w:pPr>
+        <w:tabs>
+          <w:tab w:val="num" w:pos="4320"/>
+        </w:tabs>
+        <w:ind w:left="4320" w:hanging="360"/>
+      </w:pPr>
+      <w:rPr>
+        <w:rFonts w:ascii="Wingdings" w:hAnsi="Wingdings" w:hint="default"/>
+        <w:sz w:val="20"/>
+      </w:rPr>
+    </w:lvl>
+    <w:lvl w:ilvl="6" w:tentative="1">
+      <w:start w:val="1"/>
+      <w:numFmt w:val="bullet"/>
+      <w:lvlText w:val=""/>
+      <w:lvlJc w:val="left"/>
+      <w:pPr>
+        <w:tabs>
+          <w:tab w:val="num" w:pos="5040"/>
+        </w:tabs>
+        <w:ind w:left="5040" w:hanging="360"/>
+      </w:pPr>
+      <w:rPr>
+        <w:rFonts w:ascii="Wingdings" w:hAnsi="Wingdings" w:hint="default"/>
+        <w:sz w:val="20"/>
+      </w:rPr>
+    </w:lvl>
+    <w:lvl w:ilvl="7" w:tentative="1">
+      <w:start w:val="1"/>
+      <w:numFmt w:val="bullet"/>
+      <w:lvlText w:val=""/>
+      <w:lvlJc w:val="left"/>
+      <w:pPr>
+        <w:tabs>
+          <w:tab w:val="num" w:pos="5760"/>
+        </w:tabs>
+        <w:ind w:left="5760" w:hanging="360"/>
+      </w:pPr>
+      <w:rPr>
+        <w:rFonts w:ascii="Wingdings" w:hAnsi="Wingdings" w:hint="default"/>
+        <w:sz w:val="20"/>
+      </w:rPr>
+    </w:lvl>
+    <w:lvl w:ilvl="8" w:tentative="1">
+      <w:start w:val="1"/>
+      <w:numFmt w:val="bullet"/>
+      <w:lvlText w:val=""/>
+      <w:lvlJc w:val="left"/>
+      <w:pPr>
+        <w:tabs>
+          <w:tab w:val="num" w:pos="6480"/>
+        </w:tabs>
+        <w:ind w:left="6480" w:hanging="360"/>
+      </w:pPr>
+      <w:rPr>
+        <w:rFonts w:ascii="Wingdings" w:hAnsi="Wingdings" w:hint="default"/>
+        <w:sz w:val="20"/>
+      </w:rPr>
+    </w:lvl>
+  </w:abstractNum>
+  <w:abstractNum w:abstractNumId="1" w15:restartNumberingAfterBreak="0">
     <w:nsid w:val="1A3A497F"/>
     <w:multiLevelType w:val="multilevel"/>
     <w:tmpl w:val="08F05622"/>
@@ -9617,7 +11385,7 @@
       </w:rPr>
     </w:lvl>
   </w:abstractNum>
-  <w:abstractNum w:abstractNumId="1" w15:restartNumberingAfterBreak="0">
+  <w:abstractNum w:abstractNumId="2" w15:restartNumberingAfterBreak="0">
     <w:nsid w:val="21637C40"/>
     <w:multiLevelType w:val="hybridMultilevel"/>
     <w:tmpl w:val="E548BFA4"/>
@@ -9730,7 +11498,7 @@
       </w:rPr>
     </w:lvl>
   </w:abstractNum>
-  <w:abstractNum w:abstractNumId="2" w15:restartNumberingAfterBreak="0">
+  <w:abstractNum w:abstractNumId="3" w15:restartNumberingAfterBreak="0">
     <w:nsid w:val="222D5DAD"/>
     <w:multiLevelType w:val="hybridMultilevel"/>
     <w:tmpl w:val="08F05622"/>
@@ -9844,7 +11612,7 @@
       </w:rPr>
     </w:lvl>
   </w:abstractNum>
-  <w:abstractNum w:abstractNumId="3" w15:restartNumberingAfterBreak="0">
+  <w:abstractNum w:abstractNumId="4" w15:restartNumberingAfterBreak="0">
     <w:nsid w:val="27952A75"/>
     <w:multiLevelType w:val="hybridMultilevel"/>
     <w:tmpl w:val="4AB6A978"/>
@@ -9958,7 +11726,7 @@
       </w:rPr>
     </w:lvl>
   </w:abstractNum>
-  <w:abstractNum w:abstractNumId="4" w15:restartNumberingAfterBreak="0">
+  <w:abstractNum w:abstractNumId="5" w15:restartNumberingAfterBreak="0">
     <w:nsid w:val="29526D5F"/>
     <w:multiLevelType w:val="multilevel"/>
     <w:tmpl w:val="A9E08006"/>
@@ -10071,7 +11839,7 @@
       </w:rPr>
     </w:lvl>
   </w:abstractNum>
-  <w:abstractNum w:abstractNumId="5" w15:restartNumberingAfterBreak="0">
+  <w:abstractNum w:abstractNumId="6" w15:restartNumberingAfterBreak="0">
     <w:nsid w:val="2B2D27D1"/>
     <w:multiLevelType w:val="hybridMultilevel"/>
     <w:tmpl w:val="86E0D93A"/>
@@ -10184,7 +11952,7 @@
       </w:rPr>
     </w:lvl>
   </w:abstractNum>
-  <w:abstractNum w:abstractNumId="6" w15:restartNumberingAfterBreak="0">
+  <w:abstractNum w:abstractNumId="7" w15:restartNumberingAfterBreak="0">
     <w:nsid w:val="2D346FC2"/>
     <w:multiLevelType w:val="hybridMultilevel"/>
     <w:tmpl w:val="965263EC"/>
@@ -10297,7 +12065,7 @@
       </w:rPr>
     </w:lvl>
   </w:abstractNum>
-  <w:abstractNum w:abstractNumId="7" w15:restartNumberingAfterBreak="0">
+  <w:abstractNum w:abstractNumId="8" w15:restartNumberingAfterBreak="0">
     <w:nsid w:val="2E011EDF"/>
     <w:multiLevelType w:val="hybridMultilevel"/>
     <w:tmpl w:val="307A2F5E"/>
@@ -10410,7 +12178,7 @@
       </w:rPr>
     </w:lvl>
   </w:abstractNum>
-  <w:abstractNum w:abstractNumId="8" w15:restartNumberingAfterBreak="0">
+  <w:abstractNum w:abstractNumId="9" w15:restartNumberingAfterBreak="0">
     <w:nsid w:val="2ED436F9"/>
     <w:multiLevelType w:val="hybridMultilevel"/>
     <w:tmpl w:val="7FCC3C88"/>
@@ -10523,7 +12291,7 @@
       </w:rPr>
     </w:lvl>
   </w:abstractNum>
-  <w:abstractNum w:abstractNumId="9" w15:restartNumberingAfterBreak="0">
+  <w:abstractNum w:abstractNumId="10" w15:restartNumberingAfterBreak="0">
     <w:nsid w:val="30C957E5"/>
     <w:multiLevelType w:val="hybridMultilevel"/>
     <w:tmpl w:val="5ADAE920"/>
@@ -10636,7 +12404,7 @@
       </w:rPr>
     </w:lvl>
   </w:abstractNum>
-  <w:abstractNum w:abstractNumId="10" w15:restartNumberingAfterBreak="0">
+  <w:abstractNum w:abstractNumId="11" w15:restartNumberingAfterBreak="0">
     <w:nsid w:val="4BE71BC4"/>
     <w:multiLevelType w:val="hybridMultilevel"/>
     <w:tmpl w:val="D338B55C"/>
@@ -10750,7 +12518,7 @@
       </w:rPr>
     </w:lvl>
   </w:abstractNum>
-  <w:abstractNum w:abstractNumId="11" w15:restartNumberingAfterBreak="0">
+  <w:abstractNum w:abstractNumId="12" w15:restartNumberingAfterBreak="0">
     <w:nsid w:val="4FFC4517"/>
     <w:multiLevelType w:val="hybridMultilevel"/>
     <w:tmpl w:val="A9E08006"/>
@@ -10863,7 +12631,7 @@
       </w:rPr>
     </w:lvl>
   </w:abstractNum>
-  <w:abstractNum w:abstractNumId="12" w15:restartNumberingAfterBreak="0">
+  <w:abstractNum w:abstractNumId="13" w15:restartNumberingAfterBreak="0">
     <w:nsid w:val="5A3278DA"/>
     <w:multiLevelType w:val="hybridMultilevel"/>
     <w:tmpl w:val="0BFC03E0"/>
@@ -10976,7 +12744,7 @@
       </w:rPr>
     </w:lvl>
   </w:abstractNum>
-  <w:abstractNum w:abstractNumId="13" w15:restartNumberingAfterBreak="0">
+  <w:abstractNum w:abstractNumId="14" w15:restartNumberingAfterBreak="0">
     <w:nsid w:val="5FAC0DF1"/>
     <w:multiLevelType w:val="hybridMultilevel"/>
     <w:tmpl w:val="1882B524"/>
@@ -11089,7 +12857,7 @@
       </w:rPr>
     </w:lvl>
   </w:abstractNum>
-  <w:abstractNum w:abstractNumId="14" w15:restartNumberingAfterBreak="0">
+  <w:abstractNum w:abstractNumId="15" w15:restartNumberingAfterBreak="0">
     <w:nsid w:val="72894151"/>
     <w:multiLevelType w:val="hybridMultilevel"/>
     <w:tmpl w:val="EBCC9280"/>
@@ -11202,7 +12970,7 @@
       </w:rPr>
     </w:lvl>
   </w:abstractNum>
-  <w:abstractNum w:abstractNumId="15" w15:restartNumberingAfterBreak="0">
+  <w:abstractNum w:abstractNumId="16" w15:restartNumberingAfterBreak="0">
     <w:nsid w:val="7A904B22"/>
     <w:multiLevelType w:val="hybridMultilevel"/>
     <w:tmpl w:val="30709E00"/>
@@ -11317,52 +13085,55 @@
     </w:lvl>
   </w:abstractNum>
   <w:num w:numId="1" w16cid:durableId="737673788">
+    <w:abstractNumId w:val="8"/>
+  </w:num>
+  <w:num w:numId="2" w16cid:durableId="783695811">
+    <w:abstractNumId w:val="6"/>
+  </w:num>
+  <w:num w:numId="3" w16cid:durableId="1423067245">
+    <w:abstractNumId w:val="9"/>
+  </w:num>
+  <w:num w:numId="4" w16cid:durableId="1963801118">
+    <w:abstractNumId w:val="12"/>
+  </w:num>
+  <w:num w:numId="5" w16cid:durableId="1220244159">
+    <w:abstractNumId w:val="5"/>
+  </w:num>
+  <w:num w:numId="6" w16cid:durableId="749161929">
+    <w:abstractNumId w:val="3"/>
+  </w:num>
+  <w:num w:numId="7" w16cid:durableId="1473788236">
+    <w:abstractNumId w:val="1"/>
+  </w:num>
+  <w:num w:numId="8" w16cid:durableId="1913664316">
+    <w:abstractNumId w:val="2"/>
+  </w:num>
+  <w:num w:numId="9" w16cid:durableId="1946497553">
+    <w:abstractNumId w:val="15"/>
+  </w:num>
+  <w:num w:numId="10" w16cid:durableId="1100682676">
     <w:abstractNumId w:val="7"/>
   </w:num>
-  <w:num w:numId="2" w16cid:durableId="783695811">
-    <w:abstractNumId w:val="5"/>
+  <w:num w:numId="11" w16cid:durableId="1366253349">
+    <w:abstractNumId w:val="14"/>
   </w:num>
-  <w:num w:numId="3" w16cid:durableId="1423067245">
-    <w:abstractNumId w:val="8"/>
+  <w:num w:numId="12" w16cid:durableId="1000934861">
+    <w:abstractNumId w:val="4"/>
   </w:num>
-  <w:num w:numId="4" w16cid:durableId="1963801118">
+  <w:num w:numId="13" w16cid:durableId="509220376">
     <w:abstractNumId w:val="11"/>
   </w:num>
-  <w:num w:numId="5" w16cid:durableId="1220244159">
-    <w:abstractNumId w:val="4"/>
+  <w:num w:numId="14" w16cid:durableId="1857570653">
+    <w:abstractNumId w:val="16"/>
   </w:num>
-  <w:num w:numId="6" w16cid:durableId="749161929">
-    <w:abstractNumId w:val="2"/>
+  <w:num w:numId="15" w16cid:durableId="90782978">
+    <w:abstractNumId w:val="10"/>
   </w:num>
-  <w:num w:numId="7" w16cid:durableId="1473788236">
-    <w:abstractNumId w:val="0"/>
-  </w:num>
-  <w:num w:numId="8" w16cid:durableId="1913664316">
-    <w:abstractNumId w:val="1"/>
-  </w:num>
-  <w:num w:numId="9" w16cid:durableId="1946497553">
-    <w:abstractNumId w:val="14"/>
-  </w:num>
-  <w:num w:numId="10" w16cid:durableId="1100682676">
-    <w:abstractNumId w:val="6"/>
-  </w:num>
-  <w:num w:numId="11" w16cid:durableId="1366253349">
+  <w:num w:numId="16" w16cid:durableId="1264726071">
     <w:abstractNumId w:val="13"/>
   </w:num>
-  <w:num w:numId="12" w16cid:durableId="1000934861">
-    <w:abstractNumId w:val="3"/>
-  </w:num>
-  <w:num w:numId="13" w16cid:durableId="509220376">
-    <w:abstractNumId w:val="10"/>
-  </w:num>
-  <w:num w:numId="14" w16cid:durableId="1857570653">
-    <w:abstractNumId w:val="15"/>
-  </w:num>
-  <w:num w:numId="15" w16cid:durableId="90782978">
-    <w:abstractNumId w:val="9"/>
-  </w:num>
-  <w:num w:numId="16" w16cid:durableId="1264726071">
-    <w:abstractNumId w:val="12"/>
+  <w:num w:numId="17" w16cid:durableId="562759128">
+    <w:abstractNumId w:val="0"/>
   </w:num>
 </w:numbering>
 </file>
@@ -11761,7 +13532,7 @@
   <w:style w:type="paragraph" w:default="1" w:styleId="Normal">
     <w:name w:val="Normal"/>
     <w:qFormat/>
-    <w:rsid w:val="00B350CC"/>
+    <w:rsid w:val="00CB4108"/>
     <w:pPr>
       <w:widowControl w:val="0"/>
       <w:autoSpaceDE w:val="0"/>
@@ -11798,6 +13569,29 @@
       <w:sz w:val="24"/>
       <w:szCs w:val="24"/>
       <w:lang w:val="en-IN"/>
+    </w:rPr>
+  </w:style>
+  <w:style w:type="paragraph" w:styleId="Heading3">
+    <w:name w:val="heading 3"/>
+    <w:basedOn w:val="Normal"/>
+    <w:next w:val="Normal"/>
+    <w:link w:val="Heading3Char"/>
+    <w:uiPriority w:val="9"/>
+    <w:semiHidden/>
+    <w:unhideWhenUsed/>
+    <w:qFormat/>
+    <w:rsid w:val="00CB4108"/>
+    <w:pPr>
+      <w:keepNext/>
+      <w:keepLines/>
+      <w:spacing w:before="40"/>
+      <w:outlineLvl w:val="2"/>
+    </w:pPr>
+    <w:rPr>
+      <w:rFonts w:asciiTheme="majorHAnsi" w:eastAsiaTheme="majorEastAsia" w:hAnsiTheme="majorHAnsi" w:cstheme="majorBidi"/>
+      <w:color w:val="1F3763" w:themeColor="accent1" w:themeShade="7F"/>
+      <w:sz w:val="24"/>
+      <w:szCs w:val="24"/>
     </w:rPr>
   </w:style>
   <w:style w:type="character" w:default="1" w:styleId="DefaultParagraphFont">
@@ -12212,6 +14006,19 @@
       <w:shd w:val="clear" w:color="auto" w:fill="E1DFDD"/>
     </w:rPr>
   </w:style>
+  <w:style w:type="character" w:customStyle="1" w:styleId="Heading3Char">
+    <w:name w:val="Heading 3 Char"/>
+    <w:basedOn w:val="DefaultParagraphFont"/>
+    <w:link w:val="Heading3"/>
+    <w:uiPriority w:val="9"/>
+    <w:semiHidden/>
+    <w:rsid w:val="00CB4108"/>
+    <w:rPr>
+      <w:rFonts w:asciiTheme="majorHAnsi" w:eastAsiaTheme="majorEastAsia" w:hAnsiTheme="majorHAnsi" w:cstheme="majorBidi"/>
+      <w:color w:val="1F3763" w:themeColor="accent1" w:themeShade="7F"/>
+      <w:lang w:val="en-US" w:eastAsia="en-IN"/>
+    </w:rPr>
+  </w:style>
 </w:styles>
 </file>
 
